--- a/ParallelProcessing_Report_FinalVersion.docx
+++ b/ParallelProcessing_Report_FinalVersion.docx
@@ -31,7 +31,21 @@
         <w:rPr>
           <w:lang w:val="el-GR"/>
         </w:rPr>
-        <w:t>Παράλληλη Προεπεξεργασία Μεγάλου Όγκου Δεδομένων</w:t>
+        <w:t xml:space="preserve">Παράλληλη </w:t>
+      </w:r>
+      <w:proofErr w:type="spellStart"/>
+      <w:r>
+        <w:rPr>
+          <w:lang w:val="el-GR"/>
+        </w:rPr>
+        <w:t>Προεπεξεργασία</w:t>
+      </w:r>
+      <w:proofErr w:type="spellEnd"/>
+      <w:r>
+        <w:rPr>
+          <w:lang w:val="el-GR"/>
+        </w:rPr>
+        <w:t xml:space="preserve"> Μεγάλου Όγκου Δεδομένων</w:t>
       </w:r>
     </w:p>
     <w:p>
@@ -55,7 +69,23 @@
         <w:jc w:val="center"/>
       </w:pPr>
       <w:r>
-        <w:t>Εαρινό Εξάμηνο 2025-2026</w:t>
+        <w:t>Εα</w:t>
+      </w:r>
+      <w:proofErr w:type="spellStart"/>
+      <w:r>
+        <w:t>ρινό</w:t>
+      </w:r>
+      <w:proofErr w:type="spellEnd"/>
+      <w:r>
+        <w:t xml:space="preserve"> </w:t>
+      </w:r>
+      <w:proofErr w:type="spellStart"/>
+      <w:r>
+        <w:t>Εξάμηνο</w:t>
+      </w:r>
+      <w:proofErr w:type="spellEnd"/>
+      <w:r>
+        <w:t xml:space="preserve"> 2025-2026</w:t>
       </w:r>
     </w:p>
     <w:p>
@@ -64,235 +94,6 @@
         <w:jc w:val="center"/>
       </w:pPr>
     </w:p>
-    <w:tbl>
-      <w:tblPr>
-        <w:tblStyle w:val="TableGrid"/>
-        <w:tblW w:w="0" w:type="auto"/>
-        <w:tblInd w:w="80" w:type="dxa"/>
-        <w:tblBorders>
-          <w:top w:val="single" w:sz="4" w:space="0" w:color="808080"/>
-          <w:left w:val="single" w:sz="4" w:space="0" w:color="808080"/>
-          <w:bottom w:val="single" w:sz="4" w:space="0" w:color="808080"/>
-          <w:right w:val="single" w:sz="4" w:space="0" w:color="808080"/>
-          <w:insideH w:val="single" w:sz="4" w:space="0" w:color="808080"/>
-          <w:insideV w:val="single" w:sz="4" w:space="0" w:color="808080"/>
-        </w:tblBorders>
-        <w:tblLook w:val="0420" w:firstRow="1" w:lastRow="0" w:firstColumn="0" w:lastColumn="0" w:noHBand="0" w:noVBand="1"/>
-      </w:tblPr>
-      <w:tblGrid>
-        <w:gridCol w:w="2380"/>
-        <w:gridCol w:w="1851"/>
-        <w:gridCol w:w="2533"/>
-        <w:gridCol w:w="2342"/>
-      </w:tblGrid>
-      <w:tr>
-        <w:tc>
-          <w:tcPr>
-            <w:tcW w:w="2380" w:type="dxa"/>
-            <w:shd w:val="clear" w:color="auto" w:fill="C1E4F5" w:themeFill="accent1" w:themeFillTint="33"/>
-          </w:tcPr>
-          <w:p>
-            <w:pPr>
-              <w:spacing w:after="40"/>
-              <w:jc w:val="center"/>
-            </w:pPr>
-            <w:r>
-              <w:t>Ονοματεπώνυμο</w:t>
-            </w:r>
-          </w:p>
-        </w:tc>
-        <w:tc>
-          <w:tcPr>
-            <w:tcW w:w="1851" w:type="dxa"/>
-            <w:shd w:val="clear" w:color="auto" w:fill="C1E4F5" w:themeFill="accent1" w:themeFillTint="33"/>
-          </w:tcPr>
-          <w:p>
-            <w:pPr>
-              <w:spacing w:after="40"/>
-              <w:jc w:val="center"/>
-            </w:pPr>
-            <w:r>
-              <w:t>Αριθμός Μητρώου</w:t>
-            </w:r>
-          </w:p>
-        </w:tc>
-        <w:tc>
-          <w:tcPr>
-            <w:tcW w:w="2533" w:type="dxa"/>
-            <w:shd w:val="clear" w:color="auto" w:fill="C1E4F5" w:themeFill="accent1" w:themeFillTint="33"/>
-          </w:tcPr>
-          <w:p>
-            <w:pPr>
-              <w:spacing w:after="40"/>
-              <w:jc w:val="center"/>
-            </w:pPr>
-            <w:r>
-              <w:t>Email</w:t>
-            </w:r>
-          </w:p>
-        </w:tc>
-        <w:tc>
-          <w:tcPr>
-            <w:tcW w:w="2342" w:type="dxa"/>
-            <w:shd w:val="clear" w:color="auto" w:fill="C1E4F5" w:themeFill="accent1" w:themeFillTint="33"/>
-          </w:tcPr>
-          <w:p>
-            <w:pPr>
-              <w:spacing w:after="40"/>
-              <w:jc w:val="center"/>
-            </w:pPr>
-            <w:r>
-              <w:t>Έτος</w:t>
-            </w:r>
-          </w:p>
-        </w:tc>
-      </w:tr>
-      <w:tr>
-        <w:tc>
-          <w:tcPr>
-            <w:tcW w:w="2380" w:type="dxa"/>
-            <w:shd w:val="clear" w:color="auto" w:fill="FFFFFF" w:themeFill="background1"/>
-          </w:tcPr>
-          <w:p>
-            <w:pPr>
-              <w:spacing w:after="40"/>
-              <w:jc w:val="center"/>
-            </w:pPr>
-            <w:r>
-              <w:t>Μανταδάκης Σπυρίδων</w:t>
-            </w:r>
-          </w:p>
-        </w:tc>
-        <w:tc>
-          <w:tcPr>
-            <w:tcW w:w="1851" w:type="dxa"/>
-          </w:tcPr>
-          <w:p>
-            <w:pPr>
-              <w:spacing w:after="40"/>
-              <w:jc w:val="center"/>
-            </w:pPr>
-            <w:r>
-              <w:t>1100613</w:t>
-            </w:r>
-          </w:p>
-        </w:tc>
-        <w:tc>
-          <w:tcPr>
-            <w:tcW w:w="2533" w:type="dxa"/>
-          </w:tcPr>
-          <w:p>
-            <w:pPr>
-              <w:spacing w:after="40"/>
-              <w:jc w:val="center"/>
-            </w:pPr>
-            <w:r>
-              <w:t>up1100613@ac.upatras.gr</w:t>
-            </w:r>
-          </w:p>
-        </w:tc>
-        <w:tc>
-          <w:tcPr>
-            <w:tcW w:w="2342" w:type="dxa"/>
-          </w:tcPr>
-          <w:p>
-            <w:pPr>
-              <w:spacing w:after="40"/>
-              <w:jc w:val="center"/>
-            </w:pPr>
-            <w:r>
-              <w:t>4ο</w:t>
-            </w:r>
-          </w:p>
-        </w:tc>
-      </w:tr>
-      <w:tr>
-        <w:tc>
-          <w:tcPr>
-            <w:tcW w:w="2380" w:type="dxa"/>
-            <w:shd w:val="clear" w:color="auto" w:fill="FFFFFF" w:themeFill="background1"/>
-          </w:tcPr>
-          <w:p>
-            <w:pPr>
-              <w:spacing w:after="40"/>
-              <w:jc w:val="center"/>
-              <w:rPr>
-                <w:lang w:val="el-GR"/>
-              </w:rPr>
-            </w:pPr>
-            <w:r>
-              <w:rPr>
-                <w:lang w:val="el-GR"/>
-              </w:rPr>
-              <w:t>Ιωάννης Κώτσαλος</w:t>
-            </w:r>
-          </w:p>
-        </w:tc>
-        <w:tc>
-          <w:tcPr>
-            <w:tcW w:w="1851" w:type="dxa"/>
-          </w:tcPr>
-          <w:p>
-            <w:pPr>
-              <w:spacing w:after="40"/>
-              <w:jc w:val="center"/>
-              <w:rPr>
-                <w:lang w:val="el-GR"/>
-              </w:rPr>
-            </w:pPr>
-            <w:r>
-              <w:rPr>
-                <w:lang w:val="el-GR"/>
-              </w:rPr>
-              <w:t>1100603</w:t>
-            </w:r>
-          </w:p>
-        </w:tc>
-        <w:tc>
-          <w:tcPr>
-            <w:tcW w:w="2533" w:type="dxa"/>
-          </w:tcPr>
-          <w:p>
-            <w:pPr>
-              <w:spacing w:after="40"/>
-              <w:jc w:val="center"/>
-            </w:pPr>
-            <w:r>
-              <w:t>up11006</w:t>
-            </w:r>
-            <w:r>
-              <w:rPr>
-                <w:lang w:val="el-GR"/>
-              </w:rPr>
-              <w:t>0</w:t>
-            </w:r>
-            <w:r>
-              <w:t>3@ac.upatras.gr</w:t>
-            </w:r>
-          </w:p>
-        </w:tc>
-        <w:tc>
-          <w:tcPr>
-            <w:tcW w:w="2342" w:type="dxa"/>
-          </w:tcPr>
-          <w:p>
-            <w:pPr>
-              <w:spacing w:after="40"/>
-              <w:jc w:val="center"/>
-              <w:rPr>
-                <w:lang w:val="el-GR"/>
-              </w:rPr>
-            </w:pPr>
-            <w:r>
-              <w:rPr>
-                <w:lang w:val="el-GR"/>
-              </w:rPr>
-              <w:t>4ο</w:t>
-            </w:r>
-          </w:p>
-        </w:tc>
-      </w:tr>
-    </w:tbl>
     <w:p>
       <w:pPr>
         <w:spacing w:after="120"/>
@@ -3395,6 +3196,7 @@
         <w:rPr>
           <w:lang w:val="el-GR"/>
         </w:rPr>
+        <w:lastRenderedPageBreak/>
         <w:br w:type="page"/>
       </w:r>
     </w:p>
@@ -3427,7 +3229,21 @@
         <w:rPr>
           <w:lang w:val="el-GR"/>
         </w:rPr>
-        <w:t xml:space="preserve">Η εργασία αφορά την αποδοτική προεπεξεργασία μεγάλων αριθμητικών δεδομένων πριν από την εφαρμογή αλγορίθμων μηχανικής μάθησης ή ανάλυσης δεδομένων. Το πρόγραμμα διαβάζει έναν πίνακα πραγματικών αριθμών από </w:t>
+        <w:t xml:space="preserve">Η εργασία αφορά την αποδοτική </w:t>
+      </w:r>
+      <w:proofErr w:type="spellStart"/>
+      <w:r>
+        <w:rPr>
+          <w:lang w:val="el-GR"/>
+        </w:rPr>
+        <w:t>προεπεξεργασία</w:t>
+      </w:r>
+      <w:proofErr w:type="spellEnd"/>
+      <w:r>
+        <w:rPr>
+          <w:lang w:val="el-GR"/>
+        </w:rPr>
+        <w:t xml:space="preserve"> μεγάλων αριθμητικών δεδομένων πριν από την εφαρμογή αλγορίθμων μηχανικής μάθησης ή ανάλυσης δεδομένων. Το πρόγραμμα διαβάζει έναν πίνακα πραγματικών αριθμών από </w:t>
       </w:r>
       <w:r>
         <w:t>raw</w:t>
@@ -3445,7 +3261,21 @@
         <w:rPr>
           <w:lang w:val="el-GR"/>
         </w:rPr>
-        <w:t xml:space="preserve"> αρχείο, υπολογίζει στατιστικά ανά στήλη και παράγει νέο αρχείο με κανονικοποιημένες τιμές.</w:t>
+        <w:t xml:space="preserve"> αρχείο, υπολογίζει στατιστικά ανά στήλη και παράγει νέο αρχείο με </w:t>
+      </w:r>
+      <w:proofErr w:type="spellStart"/>
+      <w:r>
+        <w:rPr>
+          <w:lang w:val="el-GR"/>
+        </w:rPr>
+        <w:t>κανονικοποιημένες</w:t>
+      </w:r>
+      <w:proofErr w:type="spellEnd"/>
+      <w:r>
+        <w:rPr>
+          <w:lang w:val="el-GR"/>
+        </w:rPr>
+        <w:t xml:space="preserve"> τιμές.</w:t>
       </w:r>
     </w:p>
     <w:p>
@@ -3664,9 +3494,11 @@
         </w:rPr>
         <w:t xml:space="preserve"> ελέγχου ορθότητας και </w:t>
       </w:r>
+      <w:proofErr w:type="spellStart"/>
       <w:r>
         <w:t>Makefile</w:t>
       </w:r>
+      <w:proofErr w:type="spellEnd"/>
       <w:r>
         <w:rPr>
           <w:lang w:val="el-GR"/>
@@ -3828,8 +3660,8 @@
         <w:tblLook w:val="0420" w:firstRow="1" w:lastRow="0" w:firstColumn="0" w:lastColumn="0" w:noHBand="0" w:noVBand="1"/>
       </w:tblPr>
       <w:tblGrid>
-        <w:gridCol w:w="2200"/>
-        <w:gridCol w:w="6826"/>
+        <w:gridCol w:w="2185"/>
+        <w:gridCol w:w="6751"/>
       </w:tblGrid>
       <w:tr>
         <w:tc>
@@ -3845,8 +3677,16 @@
               <w:rPr>
                 <w:b/>
               </w:rPr>
-              <w:t>Παράμετρος</w:t>
-            </w:r>
+              <w:t>Πα</w:t>
+            </w:r>
+            <w:proofErr w:type="spellStart"/>
+            <w:r>
+              <w:rPr>
+                <w:b/>
+              </w:rPr>
+              <w:t>ράμετρος</w:t>
+            </w:r>
+            <w:proofErr w:type="spellEnd"/>
           </w:p>
         </w:tc>
         <w:tc>
@@ -3858,12 +3698,28 @@
             <w:pPr>
               <w:spacing w:after="40"/>
             </w:pPr>
+            <w:proofErr w:type="spellStart"/>
             <w:r>
               <w:rPr>
                 <w:b/>
               </w:rPr>
-              <w:t>Περιγραφή</w:t>
-            </w:r>
+              <w:t>Περιγρ</w:t>
+            </w:r>
+            <w:proofErr w:type="spellEnd"/>
+            <w:r>
+              <w:rPr>
+                <w:b/>
+              </w:rPr>
+              <w:t>α</w:t>
+            </w:r>
+            <w:proofErr w:type="spellStart"/>
+            <w:r>
+              <w:rPr>
+                <w:b/>
+              </w:rPr>
+              <w:t>φή</w:t>
+            </w:r>
+            <w:proofErr w:type="spellEnd"/>
           </w:p>
         </w:tc>
       </w:tr>
@@ -3876,9 +3732,11 @@
             <w:pPr>
               <w:spacing w:after="40"/>
             </w:pPr>
+            <w:proofErr w:type="spellStart"/>
             <w:r>
               <w:t>input.bin</w:t>
             </w:r>
+            <w:proofErr w:type="spellEnd"/>
           </w:p>
         </w:tc>
         <w:tc>
@@ -3928,9 +3786,11 @@
             <w:pPr>
               <w:spacing w:after="40"/>
             </w:pPr>
+            <w:proofErr w:type="spellStart"/>
             <w:r>
               <w:t>output.bin</w:t>
             </w:r>
+            <w:proofErr w:type="spellEnd"/>
           </w:p>
         </w:tc>
         <w:tc>
@@ -3990,9 +3850,35 @@
             <w:pPr>
               <w:spacing w:after="40"/>
             </w:pPr>
-            <w:r>
-              <w:t>Αριθμός γραμμών/δειγμάτων</w:t>
-            </w:r>
+            <w:proofErr w:type="spellStart"/>
+            <w:r>
+              <w:t>Αριθμός</w:t>
+            </w:r>
+            <w:proofErr w:type="spellEnd"/>
+            <w:r>
+              <w:t xml:space="preserve"> </w:t>
+            </w:r>
+            <w:proofErr w:type="spellStart"/>
+            <w:r>
+              <w:t>γρ</w:t>
+            </w:r>
+            <w:proofErr w:type="spellEnd"/>
+            <w:r>
+              <w:t>α</w:t>
+            </w:r>
+            <w:proofErr w:type="spellStart"/>
+            <w:r>
+              <w:t>μμών</w:t>
+            </w:r>
+            <w:proofErr w:type="spellEnd"/>
+            <w:r>
+              <w:t>/</w:t>
+            </w:r>
+            <w:proofErr w:type="spellStart"/>
+            <w:r>
+              <w:t>δειγμάτων</w:t>
+            </w:r>
+            <w:proofErr w:type="spellEnd"/>
           </w:p>
         </w:tc>
       </w:tr>
@@ -4018,9 +3904,27 @@
             <w:pPr>
               <w:spacing w:after="40"/>
             </w:pPr>
-            <w:r>
-              <w:t>Αριθμός στηλών/χαρακτηριστικών</w:t>
-            </w:r>
+            <w:proofErr w:type="spellStart"/>
+            <w:r>
+              <w:t>Αριθμός</w:t>
+            </w:r>
+            <w:proofErr w:type="spellEnd"/>
+            <w:r>
+              <w:t xml:space="preserve"> </w:t>
+            </w:r>
+            <w:proofErr w:type="spellStart"/>
+            <w:r>
+              <w:t>στηλών</w:t>
+            </w:r>
+            <w:proofErr w:type="spellEnd"/>
+            <w:r>
+              <w:t>/χαρα</w:t>
+            </w:r>
+            <w:proofErr w:type="spellStart"/>
+            <w:r>
+              <w:t>κτηριστικών</w:t>
+            </w:r>
+            <w:proofErr w:type="spellEnd"/>
           </w:p>
         </w:tc>
       </w:tr>
@@ -4047,8 +3951,37 @@
               <w:spacing w:after="40"/>
             </w:pPr>
             <w:r>
-              <w:t>standard για StandardScaler ή minmax για MinMaxScaler</w:t>
-            </w:r>
+              <w:t xml:space="preserve">standard </w:t>
+            </w:r>
+            <w:proofErr w:type="spellStart"/>
+            <w:r>
+              <w:t>γι</w:t>
+            </w:r>
+            <w:proofErr w:type="spellEnd"/>
+            <w:r>
+              <w:t xml:space="preserve">α </w:t>
+            </w:r>
+            <w:proofErr w:type="spellStart"/>
+            <w:r>
+              <w:t>StandardScaler</w:t>
+            </w:r>
+            <w:proofErr w:type="spellEnd"/>
+            <w:r>
+              <w:t xml:space="preserve"> ή minmax </w:t>
+            </w:r>
+            <w:proofErr w:type="spellStart"/>
+            <w:r>
+              <w:t>γι</w:t>
+            </w:r>
+            <w:proofErr w:type="spellEnd"/>
+            <w:r>
+              <w:t xml:space="preserve">α </w:t>
+            </w:r>
+            <w:proofErr w:type="spellStart"/>
+            <w:r>
+              <w:t>MinMaxScaler</w:t>
+            </w:r>
+            <w:proofErr w:type="spellEnd"/>
           </w:p>
         </w:tc>
       </w:tr>
@@ -4061,9 +3994,11 @@
             <w:pPr>
               <w:spacing w:after="40"/>
             </w:pPr>
+            <w:proofErr w:type="spellStart"/>
             <w:r>
               <w:t>block_rows</w:t>
             </w:r>
+            <w:proofErr w:type="spellEnd"/>
           </w:p>
         </w:tc>
         <w:tc>
@@ -4144,9 +4079,11 @@
         </w:rPr>
         <w:t xml:space="preserve"> ανά στήλη. Για </w:t>
       </w:r>
+      <w:proofErr w:type="spellStart"/>
       <w:r>
         <w:t>StandardScaler</w:t>
       </w:r>
+      <w:proofErr w:type="spellEnd"/>
       <w:r>
         <w:rPr>
           <w:lang w:val="el-GR"/>
@@ -4198,9 +4135,11 @@
         </w:rPr>
         <w:t xml:space="preserve">, ενώ για </w:t>
       </w:r>
+      <w:proofErr w:type="spellStart"/>
       <w:r>
         <w:t>MinMaxScaler</w:t>
       </w:r>
+      <w:proofErr w:type="spellEnd"/>
       <w:r>
         <w:rPr>
           <w:lang w:val="el-GR"/>
@@ -4318,9 +4257,11 @@
         </w:rPr>
         <w:t xml:space="preserve">. Οι συγκριτικές μετρήσεις απόδοσης πρέπει να γίνουν στο ίδιο τελικό περιβάλλον, δηλαδή στο μηχάνημα </w:t>
       </w:r>
+      <w:proofErr w:type="spellStart"/>
       <w:r>
         <w:t>krylov</w:t>
       </w:r>
+      <w:proofErr w:type="spellEnd"/>
       <w:r>
         <w:rPr>
           <w:lang w:val="el-GR"/>
@@ -4363,9 +4304,22 @@
       <w:bookmarkStart w:id="3" w:name="_Toc230987650"/>
       <w:r>
         <w:lastRenderedPageBreak/>
-        <w:t>3.1 Development περιβάλλον</w:t>
+        <w:t>3.1 Development π</w:t>
+      </w:r>
+      <w:proofErr w:type="spellStart"/>
+      <w:r>
+        <w:t>ερι</w:t>
+      </w:r>
+      <w:proofErr w:type="spellEnd"/>
+      <w:r>
+        <w:t>β</w:t>
+      </w:r>
+      <w:proofErr w:type="spellStart"/>
+      <w:r>
+        <w:t>άλλον</w:t>
       </w:r>
       <w:bookmarkEnd w:id="3"/>
+      <w:proofErr w:type="spellEnd"/>
     </w:p>
     <w:tbl>
       <w:tblPr>
@@ -4383,8 +4337,8 @@
         <w:tblLook w:val="0420" w:firstRow="1" w:lastRow="0" w:firstColumn="0" w:lastColumn="0" w:noHBand="0" w:noVBand="1"/>
       </w:tblPr>
       <w:tblGrid>
-        <w:gridCol w:w="2800"/>
-        <w:gridCol w:w="6226"/>
+        <w:gridCol w:w="2776"/>
+        <w:gridCol w:w="6160"/>
       </w:tblGrid>
       <w:tr>
         <w:tc>
@@ -4396,12 +4350,14 @@
             <w:pPr>
               <w:spacing w:after="40"/>
             </w:pPr>
+            <w:proofErr w:type="spellStart"/>
             <w:r>
               <w:rPr>
                 <w:b/>
               </w:rPr>
               <w:t>Πεδίο</w:t>
             </w:r>
+            <w:proofErr w:type="spellEnd"/>
           </w:p>
         </w:tc>
         <w:tc>
@@ -4413,12 +4369,14 @@
             <w:pPr>
               <w:spacing w:after="40"/>
             </w:pPr>
+            <w:proofErr w:type="spellStart"/>
             <w:r>
               <w:rPr>
                 <w:b/>
               </w:rPr>
               <w:t>Τιμή</w:t>
             </w:r>
+            <w:proofErr w:type="spellEnd"/>
           </w:p>
         </w:tc>
       </w:tr>
@@ -4473,7 +4431,15 @@
               <w:spacing w:after="40"/>
             </w:pPr>
             <w:r>
-              <w:t>Intel(R) Core(TM) i5-9400F CPU @ 2.90GHz</w:t>
+              <w:t xml:space="preserve">Intel(R) </w:t>
+            </w:r>
+            <w:proofErr w:type="gramStart"/>
+            <w:r>
+              <w:t>Core(</w:t>
+            </w:r>
+            <w:proofErr w:type="gramEnd"/>
+            <w:r>
+              <w:t>TM) i5-9400F CPU @ 2.90GHz</w:t>
             </w:r>
           </w:p>
         </w:tc>
@@ -4552,8 +4518,21 @@
             <w:pPr>
               <w:spacing w:after="40"/>
             </w:pPr>
-            <w:r>
-              <w:t>Περίπου 16 GB</w:t>
+            <w:proofErr w:type="spellStart"/>
+            <w:r>
+              <w:t>Περί</w:t>
+            </w:r>
+            <w:proofErr w:type="spellEnd"/>
+            <w:r>
+              <w:t>π</w:t>
+            </w:r>
+            <w:proofErr w:type="spellStart"/>
+            <w:r>
+              <w:t>ου</w:t>
+            </w:r>
+            <w:proofErr w:type="spellEnd"/>
+            <w:r>
+              <w:t xml:space="preserve"> 16 GB</w:t>
             </w:r>
           </w:p>
         </w:tc>
@@ -4611,8 +4590,37 @@
               <w:spacing w:after="40"/>
             </w:pPr>
             <w:r>
-              <w:t>Compiler διαθέσιμος τοπικά</w:t>
-            </w:r>
+              <w:t xml:space="preserve">Compiler </w:t>
+            </w:r>
+            <w:proofErr w:type="spellStart"/>
+            <w:r>
+              <w:t>δι</w:t>
+            </w:r>
+            <w:proofErr w:type="spellEnd"/>
+            <w:r>
+              <w:t>α</w:t>
+            </w:r>
+            <w:proofErr w:type="spellStart"/>
+            <w:r>
+              <w:t>θέσιμος</w:t>
+            </w:r>
+            <w:proofErr w:type="spellEnd"/>
+            <w:r>
+              <w:t xml:space="preserve"> </w:t>
+            </w:r>
+            <w:proofErr w:type="spellStart"/>
+            <w:r>
+              <w:t>το</w:t>
+            </w:r>
+            <w:proofErr w:type="spellEnd"/>
+            <w:r>
+              <w:t>π</w:t>
+            </w:r>
+            <w:proofErr w:type="spellStart"/>
+            <w:r>
+              <w:t>ικά</w:t>
+            </w:r>
+            <w:proofErr w:type="spellEnd"/>
           </w:p>
         </w:tc>
         <w:tc>
@@ -4638,9 +4646,11 @@
             <w:pPr>
               <w:spacing w:after="40"/>
             </w:pPr>
+            <w:proofErr w:type="spellStart"/>
             <w:r>
               <w:t>Ρόλος</w:t>
             </w:r>
+            <w:proofErr w:type="spellEnd"/>
           </w:p>
         </w:tc>
         <w:tc>
@@ -4685,9 +4695,22 @@
       </w:pPr>
       <w:bookmarkStart w:id="4" w:name="_Toc230987651"/>
       <w:r>
-        <w:t>3.2 Benchmark περιβάλλον</w:t>
+        <w:t>3.2 Benchmark π</w:t>
+      </w:r>
+      <w:proofErr w:type="spellStart"/>
+      <w:r>
+        <w:t>ερι</w:t>
+      </w:r>
+      <w:proofErr w:type="spellEnd"/>
+      <w:r>
+        <w:t>β</w:t>
+      </w:r>
+      <w:proofErr w:type="spellStart"/>
+      <w:r>
+        <w:t>άλλον</w:t>
       </w:r>
       <w:bookmarkEnd w:id="4"/>
+      <w:proofErr w:type="spellEnd"/>
     </w:p>
     <w:tbl>
       <w:tblPr>
@@ -4705,8 +4728,8 @@
         <w:tblLook w:val="0420" w:firstRow="1" w:lastRow="0" w:firstColumn="0" w:lastColumn="0" w:noHBand="0" w:noVBand="1"/>
       </w:tblPr>
       <w:tblGrid>
-        <w:gridCol w:w="2800"/>
-        <w:gridCol w:w="6226"/>
+        <w:gridCol w:w="2773"/>
+        <w:gridCol w:w="6163"/>
       </w:tblGrid>
       <w:tr>
         <w:tc>
@@ -4718,12 +4741,14 @@
             <w:pPr>
               <w:spacing w:after="40"/>
             </w:pPr>
+            <w:proofErr w:type="spellStart"/>
             <w:r>
               <w:rPr>
                 <w:b/>
               </w:rPr>
               <w:t>Πεδίο</w:t>
             </w:r>
+            <w:proofErr w:type="spellEnd"/>
           </w:p>
         </w:tc>
         <w:tc>
@@ -4735,12 +4760,14 @@
             <w:pPr>
               <w:spacing w:after="40"/>
             </w:pPr>
+            <w:proofErr w:type="spellStart"/>
             <w:r>
               <w:rPr>
                 <w:b/>
               </w:rPr>
               <w:t>Τιμή</w:t>
             </w:r>
+            <w:proofErr w:type="spellEnd"/>
           </w:p>
         </w:tc>
       </w:tr>
@@ -4753,8 +4780,13 @@
             <w:pPr>
               <w:spacing w:after="40"/>
             </w:pPr>
-            <w:r>
-              <w:t>Μηχάνημα</w:t>
+            <w:proofErr w:type="spellStart"/>
+            <w:r>
+              <w:t>Μηχάνημ</w:t>
+            </w:r>
+            <w:proofErr w:type="spellEnd"/>
+            <w:r>
+              <w:t>α</w:t>
             </w:r>
           </w:p>
         </w:tc>
@@ -4767,7 +4799,31 @@
               <w:spacing w:after="40"/>
             </w:pPr>
             <w:r>
-              <w:t>krylov100, προσβάσιμο ως scgroup3.ceid.upatras.gr</w:t>
+              <w:t>krylov100, π</w:t>
+            </w:r>
+            <w:proofErr w:type="spellStart"/>
+            <w:r>
+              <w:t>ροσ</w:t>
+            </w:r>
+            <w:proofErr w:type="spellEnd"/>
+            <w:r>
+              <w:t>β</w:t>
+            </w:r>
+            <w:proofErr w:type="spellStart"/>
+            <w:r>
+              <w:t>άσιμο</w:t>
+            </w:r>
+            <w:proofErr w:type="spellEnd"/>
+            <w:r>
+              <w:t xml:space="preserve"> </w:t>
+            </w:r>
+            <w:proofErr w:type="spellStart"/>
+            <w:r>
+              <w:t>ως</w:t>
+            </w:r>
+            <w:proofErr w:type="spellEnd"/>
+            <w:r>
+              <w:t xml:space="preserve"> scgroup3.ceid.upatras.gr</w:t>
             </w:r>
           </w:p>
         </w:tc>
@@ -4781,9 +4837,19 @@
             <w:pPr>
               <w:spacing w:after="40"/>
             </w:pPr>
-            <w:r>
-              <w:t>Περιγραφή</w:t>
-            </w:r>
+            <w:proofErr w:type="spellStart"/>
+            <w:r>
+              <w:t>Περιγρ</w:t>
+            </w:r>
+            <w:proofErr w:type="spellEnd"/>
+            <w:r>
+              <w:t>α</w:t>
+            </w:r>
+            <w:proofErr w:type="spellStart"/>
+            <w:r>
+              <w:t>φή</w:t>
+            </w:r>
+            <w:proofErr w:type="spellEnd"/>
           </w:p>
         </w:tc>
         <w:tc>
@@ -4795,7 +4861,23 @@
               <w:spacing w:after="40"/>
             </w:pPr>
             <w:r>
-              <w:t>Server με 24 Intel Xeon cores, 128 GB RAM και μία NVIDIA Tesla V100 GPU</w:t>
+              <w:t xml:space="preserve">Server </w:t>
+            </w:r>
+            <w:proofErr w:type="spellStart"/>
+            <w:r>
+              <w:t>με</w:t>
+            </w:r>
+            <w:proofErr w:type="spellEnd"/>
+            <w:r>
+              <w:t xml:space="preserve"> 24 Intel Xeon cores, 128 GB RAM και </w:t>
+            </w:r>
+            <w:proofErr w:type="spellStart"/>
+            <w:r>
+              <w:t>μί</w:t>
+            </w:r>
+            <w:proofErr w:type="spellEnd"/>
+            <w:r>
+              <w:t>α NVIDIA Tesla V100 GPU</w:t>
             </w:r>
           </w:p>
         </w:tc>
@@ -4907,7 +4989,47 @@
               <w:spacing w:after="40"/>
             </w:pPr>
             <w:r>
-              <w:t>g++ για Serial/SIMD/OpenMP, mpicxx για MPI, nvcc για CUDA</w:t>
+              <w:t xml:space="preserve">g++ </w:t>
+            </w:r>
+            <w:proofErr w:type="spellStart"/>
+            <w:r>
+              <w:t>γι</w:t>
+            </w:r>
+            <w:proofErr w:type="spellEnd"/>
+            <w:r>
+              <w:t xml:space="preserve">α Serial/SIMD/OpenMP, </w:t>
+            </w:r>
+            <w:proofErr w:type="spellStart"/>
+            <w:r>
+              <w:t>mpicxx</w:t>
+            </w:r>
+            <w:proofErr w:type="spellEnd"/>
+            <w:r>
+              <w:t xml:space="preserve"> </w:t>
+            </w:r>
+            <w:proofErr w:type="spellStart"/>
+            <w:r>
+              <w:t>γι</w:t>
+            </w:r>
+            <w:proofErr w:type="spellEnd"/>
+            <w:r>
+              <w:t xml:space="preserve">α MPI, </w:t>
+            </w:r>
+            <w:proofErr w:type="spellStart"/>
+            <w:r>
+              <w:t>nvcc</w:t>
+            </w:r>
+            <w:proofErr w:type="spellEnd"/>
+            <w:r>
+              <w:t xml:space="preserve"> </w:t>
+            </w:r>
+            <w:proofErr w:type="spellStart"/>
+            <w:r>
+              <w:t>γι</w:t>
+            </w:r>
+            <w:proofErr w:type="spellEnd"/>
+            <w:r>
+              <w:t>α CUDA</w:t>
             </w:r>
           </w:p>
         </w:tc>
@@ -4922,8 +5044,13 @@
               <w:spacing w:after="40"/>
             </w:pPr>
             <w:r>
-              <w:t>CUDA στόχος</w:t>
-            </w:r>
+              <w:t xml:space="preserve">CUDA </w:t>
+            </w:r>
+            <w:proofErr w:type="spellStart"/>
+            <w:r>
+              <w:t>στόχος</w:t>
+            </w:r>
+            <w:proofErr w:type="spellEnd"/>
           </w:p>
         </w:tc>
         <w:tc>
@@ -4935,7 +5062,63 @@
               <w:spacing w:after="40"/>
             </w:pPr>
             <w:r>
-              <w:t>Tesla V100, compute capability sm_70. Στο Makefile χρησιμοποιείται /usr/local/cuda-12.2/bin/nvcc με -arch=sm_70.</w:t>
+              <w:t xml:space="preserve">Tesla V100, compute capability sm_70. </w:t>
+            </w:r>
+            <w:proofErr w:type="spellStart"/>
+            <w:r>
+              <w:t>Στο</w:t>
+            </w:r>
+            <w:proofErr w:type="spellEnd"/>
+            <w:r>
+              <w:t xml:space="preserve"> </w:t>
+            </w:r>
+            <w:proofErr w:type="spellStart"/>
+            <w:r>
+              <w:t>Makefile</w:t>
+            </w:r>
+            <w:proofErr w:type="spellEnd"/>
+            <w:r>
+              <w:t xml:space="preserve"> </w:t>
+            </w:r>
+            <w:proofErr w:type="spellStart"/>
+            <w:r>
+              <w:t>χρησιμο</w:t>
+            </w:r>
+            <w:proofErr w:type="spellEnd"/>
+            <w:r>
+              <w:t>π</w:t>
+            </w:r>
+            <w:proofErr w:type="spellStart"/>
+            <w:r>
+              <w:t>οιείτ</w:t>
+            </w:r>
+            <w:proofErr w:type="spellEnd"/>
+            <w:r>
+              <w:t>αι /</w:t>
+            </w:r>
+            <w:proofErr w:type="spellStart"/>
+            <w:r>
+              <w:t>usr</w:t>
+            </w:r>
+            <w:proofErr w:type="spellEnd"/>
+            <w:r>
+              <w:t>/local/cuda-12.2/bin/</w:t>
+            </w:r>
+            <w:proofErr w:type="spellStart"/>
+            <w:r>
+              <w:t>nvcc</w:t>
+            </w:r>
+            <w:proofErr w:type="spellEnd"/>
+            <w:r>
+              <w:t xml:space="preserve"> </w:t>
+            </w:r>
+            <w:proofErr w:type="spellStart"/>
+            <w:r>
+              <w:t>με</w:t>
+            </w:r>
+            <w:proofErr w:type="spellEnd"/>
+            <w:r>
+              <w:t xml:space="preserve"> -arch=sm_70.</w:t>
             </w:r>
           </w:p>
         </w:tc>
@@ -4980,18 +5163,22 @@
               </w:rPr>
               <w:t xml:space="preserve"> υλοποίηση μεταγλωττίζεται με </w:t>
             </w:r>
+            <w:proofErr w:type="spellStart"/>
             <w:r>
               <w:t>mpicxx</w:t>
             </w:r>
+            <w:proofErr w:type="spellEnd"/>
             <w:r>
               <w:rPr>
                 <w:lang w:val="el-GR"/>
               </w:rPr>
               <w:t xml:space="preserve"> και εκτελείται με </w:t>
             </w:r>
+            <w:proofErr w:type="spellStart"/>
             <w:r>
               <w:t>mpirun</w:t>
             </w:r>
+            <w:proofErr w:type="spellEnd"/>
             <w:r>
               <w:rPr>
                 <w:lang w:val="el-GR"/>
@@ -5088,9 +5275,30 @@
       </w:pPr>
       <w:bookmarkStart w:id="5" w:name="_Toc230987652"/>
       <w:r>
-        <w:t>4. Περιγραφή αρχείων</w:t>
+        <w:t xml:space="preserve">4. </w:t>
+      </w:r>
+      <w:proofErr w:type="spellStart"/>
+      <w:r>
+        <w:t>Περιγρ</w:t>
+      </w:r>
+      <w:proofErr w:type="spellEnd"/>
+      <w:r>
+        <w:t>α</w:t>
+      </w:r>
+      <w:proofErr w:type="spellStart"/>
+      <w:r>
+        <w:t>φή</w:t>
+      </w:r>
+      <w:proofErr w:type="spellEnd"/>
+      <w:r>
+        <w:t xml:space="preserve"> α</w:t>
+      </w:r>
+      <w:proofErr w:type="spellStart"/>
+      <w:r>
+        <w:t>ρχείων</w:t>
       </w:r>
       <w:bookmarkEnd w:id="5"/>
+      <w:proofErr w:type="spellEnd"/>
     </w:p>
     <w:tbl>
       <w:tblPr>
@@ -5109,7 +5317,7 @@
       </w:tblPr>
       <w:tblGrid>
         <w:gridCol w:w="2461"/>
-        <w:gridCol w:w="6576"/>
+        <w:gridCol w:w="6475"/>
       </w:tblGrid>
       <w:tr>
         <w:tc>
@@ -5121,12 +5329,14 @@
             <w:pPr>
               <w:spacing w:after="40"/>
             </w:pPr>
+            <w:proofErr w:type="spellStart"/>
             <w:r>
               <w:rPr>
                 <w:b/>
               </w:rPr>
               <w:t>Αρχείο</w:t>
             </w:r>
+            <w:proofErr w:type="spellEnd"/>
           </w:p>
         </w:tc>
         <w:tc>
@@ -5138,12 +5348,14 @@
             <w:pPr>
               <w:spacing w:after="40"/>
             </w:pPr>
+            <w:proofErr w:type="spellStart"/>
             <w:r>
               <w:rPr>
                 <w:b/>
               </w:rPr>
               <w:t>Ρόλος</w:t>
             </w:r>
+            <w:proofErr w:type="spellEnd"/>
           </w:p>
         </w:tc>
       </w:tr>
@@ -5176,9 +5388,11 @@
               </w:rPr>
               <w:t xml:space="preserve">Παράγει συνθετικά δεδομένα με </w:t>
             </w:r>
+            <w:proofErr w:type="spellStart"/>
             <w:r>
               <w:t>sklearn</w:t>
             </w:r>
+            <w:proofErr w:type="spellEnd"/>
             <w:r>
               <w:rPr>
                 <w:lang w:val="el-GR"/>
@@ -5303,18 +5517,22 @@
               </w:rPr>
               <w:t xml:space="preserve"> ανάγνωση, υπολογισμό στατιστικών ανά στήλη και εφαρμογή </w:t>
             </w:r>
+            <w:proofErr w:type="spellStart"/>
             <w:r>
               <w:t>StandardScaler</w:t>
             </w:r>
+            <w:proofErr w:type="spellEnd"/>
             <w:r>
               <w:rPr>
                 <w:lang w:val="el-GR"/>
               </w:rPr>
               <w:t>/</w:t>
             </w:r>
+            <w:proofErr w:type="spellStart"/>
             <w:r>
               <w:t>MinMaxScaler</w:t>
             </w:r>
+            <w:proofErr w:type="spellEnd"/>
             <w:r>
               <w:rPr>
                 <w:lang w:val="el-GR"/>
@@ -5347,7 +5565,55 @@
               <w:spacing w:after="40"/>
             </w:pPr>
             <w:r>
-              <w:t>SIMD έκδοση με AVX2 intrinsics, FMA, aligned buffers, scalar fallback και double-buffered ανάγνωση με std::async.</w:t>
+              <w:t xml:space="preserve">SIMD </w:t>
+            </w:r>
+            <w:proofErr w:type="spellStart"/>
+            <w:r>
+              <w:t>έκδοση</w:t>
+            </w:r>
+            <w:proofErr w:type="spellEnd"/>
+            <w:r>
+              <w:t xml:space="preserve"> </w:t>
+            </w:r>
+            <w:proofErr w:type="spellStart"/>
+            <w:r>
+              <w:t>με</w:t>
+            </w:r>
+            <w:proofErr w:type="spellEnd"/>
+            <w:r>
+              <w:t xml:space="preserve"> AVX2 intrinsics, FMA, aligned buffers, scalar fallback και </w:t>
+            </w:r>
+            <w:proofErr w:type="gramStart"/>
+            <w:r>
+              <w:t>double-buffered</w:t>
+            </w:r>
+            <w:proofErr w:type="gramEnd"/>
+            <w:r>
+              <w:t xml:space="preserve"> α</w:t>
+            </w:r>
+            <w:proofErr w:type="spellStart"/>
+            <w:r>
+              <w:t>νάγνωση</w:t>
+            </w:r>
+            <w:proofErr w:type="spellEnd"/>
+            <w:r>
+              <w:t xml:space="preserve"> </w:t>
+            </w:r>
+            <w:proofErr w:type="spellStart"/>
+            <w:r>
+              <w:t>με</w:t>
+            </w:r>
+            <w:proofErr w:type="spellEnd"/>
+            <w:r>
+              <w:t xml:space="preserve"> </w:t>
+            </w:r>
+            <w:proofErr w:type="gramStart"/>
+            <w:r>
+              <w:t>std::</w:t>
+            </w:r>
+            <w:proofErr w:type="gramEnd"/>
+            <w:r>
+              <w:t>async.</w:t>
             </w:r>
           </w:p>
         </w:tc>
@@ -5374,8 +5640,69 @@
             <w:pPr>
               <w:spacing w:after="40"/>
             </w:pPr>
-            <w:r>
-              <w:t>Πολυνηματική έκδοση OpenMP με thread-local accumulators στη Φάση 1 και parallel for στη Φάση 2.</w:t>
+            <w:proofErr w:type="spellStart"/>
+            <w:r>
+              <w:t>Πολυνημ</w:t>
+            </w:r>
+            <w:proofErr w:type="spellEnd"/>
+            <w:r>
+              <w:t>α</w:t>
+            </w:r>
+            <w:proofErr w:type="spellStart"/>
+            <w:r>
+              <w:t>τική</w:t>
+            </w:r>
+            <w:proofErr w:type="spellEnd"/>
+            <w:r>
+              <w:t xml:space="preserve"> </w:t>
+            </w:r>
+            <w:proofErr w:type="spellStart"/>
+            <w:r>
+              <w:t>έκδοση</w:t>
+            </w:r>
+            <w:proofErr w:type="spellEnd"/>
+            <w:r>
+              <w:t xml:space="preserve"> OpenMP </w:t>
+            </w:r>
+            <w:proofErr w:type="spellStart"/>
+            <w:r>
+              <w:t>με</w:t>
+            </w:r>
+            <w:proofErr w:type="spellEnd"/>
+            <w:r>
+              <w:t xml:space="preserve"> thread-local accumulators </w:t>
+            </w:r>
+            <w:proofErr w:type="spellStart"/>
+            <w:r>
+              <w:t>στη</w:t>
+            </w:r>
+            <w:proofErr w:type="spellEnd"/>
+            <w:r>
+              <w:t xml:space="preserve"> </w:t>
+            </w:r>
+            <w:proofErr w:type="spellStart"/>
+            <w:r>
+              <w:t>Φάση</w:t>
+            </w:r>
+            <w:proofErr w:type="spellEnd"/>
+            <w:r>
+              <w:t xml:space="preserve"> 1 και parallel for </w:t>
+            </w:r>
+            <w:proofErr w:type="spellStart"/>
+            <w:r>
+              <w:t>στη</w:t>
+            </w:r>
+            <w:proofErr w:type="spellEnd"/>
+            <w:r>
+              <w:t xml:space="preserve"> </w:t>
+            </w:r>
+            <w:proofErr w:type="spellStart"/>
+            <w:r>
+              <w:t>Φάση</w:t>
+            </w:r>
+            <w:proofErr w:type="spellEnd"/>
+            <w:r>
+              <w:t xml:space="preserve"> 2.</w:t>
             </w:r>
           </w:p>
         </w:tc>
@@ -5474,9 +5801,11 @@
               </w:rPr>
               <w:t>_</w:t>
             </w:r>
+            <w:proofErr w:type="spellStart"/>
             <w:r>
               <w:t>Allreduce</w:t>
             </w:r>
+            <w:proofErr w:type="spellEnd"/>
             <w:r>
               <w:rPr>
                 <w:lang w:val="el-GR"/>
@@ -5518,7 +5847,55 @@
               <w:spacing w:after="40"/>
             </w:pPr>
             <w:r>
-              <w:t>CUDA έκδοση για GPU με pinned host memory, CUDA streams, double buffering, kernels για statistics και scaling, και αναλυτικές μετρήσεις H2D/kernel/D2H.</w:t>
+              <w:t xml:space="preserve">CUDA </w:t>
+            </w:r>
+            <w:proofErr w:type="spellStart"/>
+            <w:r>
+              <w:t>έκδοση</w:t>
+            </w:r>
+            <w:proofErr w:type="spellEnd"/>
+            <w:r>
+              <w:t xml:space="preserve"> </w:t>
+            </w:r>
+            <w:proofErr w:type="spellStart"/>
+            <w:r>
+              <w:t>γι</w:t>
+            </w:r>
+            <w:proofErr w:type="spellEnd"/>
+            <w:r>
+              <w:t xml:space="preserve">α GPU </w:t>
+            </w:r>
+            <w:proofErr w:type="spellStart"/>
+            <w:r>
+              <w:t>με</w:t>
+            </w:r>
+            <w:proofErr w:type="spellEnd"/>
+            <w:r>
+              <w:t xml:space="preserve"> pinned host memory, CUDA streams, double buffering, kernels </w:t>
+            </w:r>
+            <w:proofErr w:type="spellStart"/>
+            <w:r>
+              <w:t>γι</w:t>
+            </w:r>
+            <w:proofErr w:type="spellEnd"/>
+            <w:r>
+              <w:t>α statistics και scaling, και ανα</w:t>
+            </w:r>
+            <w:proofErr w:type="spellStart"/>
+            <w:r>
+              <w:t>λυτικές</w:t>
+            </w:r>
+            <w:proofErr w:type="spellEnd"/>
+            <w:r>
+              <w:t xml:space="preserve"> </w:t>
+            </w:r>
+            <w:proofErr w:type="spellStart"/>
+            <w:r>
+              <w:t>μετρήσεις</w:t>
+            </w:r>
+            <w:proofErr w:type="spellEnd"/>
+            <w:r>
+              <w:t xml:space="preserve"> H2D/kernel/D2H.</w:t>
             </w:r>
           </w:p>
         </w:tc>
@@ -5564,7 +5941,39 @@
               <w:t xml:space="preserve">. </w:t>
             </w:r>
             <w:r>
-              <w:t>Υπολογίζει max absolute error, mean absolute error και μετα-scaling στατιστικά.</w:t>
+              <w:t>Υπ</w:t>
+            </w:r>
+            <w:proofErr w:type="spellStart"/>
+            <w:r>
+              <w:t>ολογίζει</w:t>
+            </w:r>
+            <w:proofErr w:type="spellEnd"/>
+            <w:r>
+              <w:t xml:space="preserve"> max absolute error, mean absolute error και </w:t>
+            </w:r>
+            <w:proofErr w:type="spellStart"/>
+            <w:r>
+              <w:t>μετ</w:t>
+            </w:r>
+            <w:proofErr w:type="spellEnd"/>
+            <w:r>
+              <w:t xml:space="preserve">α-scaling </w:t>
+            </w:r>
+            <w:proofErr w:type="spellStart"/>
+            <w:r>
+              <w:t>στ</w:t>
+            </w:r>
+            <w:proofErr w:type="spellEnd"/>
+            <w:r>
+              <w:t>α</w:t>
+            </w:r>
+            <w:proofErr w:type="spellStart"/>
+            <w:r>
+              <w:t>τιστικά</w:t>
+            </w:r>
+            <w:proofErr w:type="spellEnd"/>
+            <w:r>
+              <w:t>.</w:t>
             </w:r>
           </w:p>
         </w:tc>
@@ -5578,9 +5987,11 @@
             <w:pPr>
               <w:spacing w:after="40"/>
             </w:pPr>
+            <w:proofErr w:type="spellStart"/>
             <w:r>
               <w:t>Makefile</w:t>
             </w:r>
+            <w:proofErr w:type="spellEnd"/>
           </w:p>
         </w:tc>
         <w:tc>
@@ -6213,9 +6624,11 @@
         </w:rPr>
         <w:t>.</w:t>
       </w:r>
+      <w:proofErr w:type="spellStart"/>
       <w:r>
         <w:t>cpp</w:t>
       </w:r>
+      <w:proofErr w:type="spellEnd"/>
       <w:r>
         <w:rPr>
           <w:lang w:val="el-GR"/>
@@ -6521,18 +6934,22 @@
         </w:rPr>
         <w:t xml:space="preserve">• Εφαρμόζει </w:t>
       </w:r>
+      <w:proofErr w:type="spellStart"/>
       <w:r>
         <w:t>StandardScaler</w:t>
       </w:r>
+      <w:proofErr w:type="spellEnd"/>
       <w:r>
         <w:rPr>
           <w:lang w:val="el-GR"/>
         </w:rPr>
         <w:t xml:space="preserve"> και </w:t>
       </w:r>
+      <w:proofErr w:type="spellStart"/>
       <w:r>
         <w:t>MinMaxScaler</w:t>
       </w:r>
+      <w:proofErr w:type="spellEnd"/>
       <w:r>
         <w:rPr>
           <w:lang w:val="el-GR"/>
@@ -6630,8 +7047,21 @@
       <w:pPr>
         <w:spacing w:after="120"/>
       </w:pPr>
-      <w:r>
-        <w:t>Μεταγλώττιση:</w:t>
+      <w:proofErr w:type="spellStart"/>
+      <w:r>
+        <w:t>Μετ</w:t>
+      </w:r>
+      <w:proofErr w:type="spellEnd"/>
+      <w:r>
+        <w:t>α</w:t>
+      </w:r>
+      <w:proofErr w:type="spellStart"/>
+      <w:r>
+        <w:t>γλώττιση</w:t>
+      </w:r>
+      <w:proofErr w:type="spellEnd"/>
+      <w:r>
+        <w:t>:</w:t>
       </w:r>
     </w:p>
     <w:p>
@@ -6649,7 +7079,43 @@
           <w:sz w:val="18"/>
           <w:szCs w:val="18"/>
         </w:rPr>
-        <w:t>g++ -std=c++17 -O2 -Wall -o scaler_serial Scaler_Serial.cpp</w:t>
+        <w:t>g++ -std=</w:t>
+      </w:r>
+      <w:proofErr w:type="spellStart"/>
+      <w:r>
+        <w:rPr>
+          <w:rFonts w:ascii="Consolas" w:hAnsi="Consolas" w:cs="Consolas"/>
+          <w:sz w:val="18"/>
+          <w:szCs w:val="18"/>
+        </w:rPr>
+        <w:t>c++</w:t>
+      </w:r>
+      <w:proofErr w:type="spellEnd"/>
+      <w:r>
+        <w:rPr>
+          <w:rFonts w:ascii="Consolas" w:hAnsi="Consolas" w:cs="Consolas"/>
+          <w:sz w:val="18"/>
+          <w:szCs w:val="18"/>
+        </w:rPr>
+        <w:t xml:space="preserve">17 -O2 -Wall -o </w:t>
+      </w:r>
+      <w:proofErr w:type="spellStart"/>
+      <w:r>
+        <w:rPr>
+          <w:rFonts w:ascii="Consolas" w:hAnsi="Consolas" w:cs="Consolas"/>
+          <w:sz w:val="18"/>
+          <w:szCs w:val="18"/>
+        </w:rPr>
+        <w:t>scaler_serial</w:t>
+      </w:r>
+      <w:proofErr w:type="spellEnd"/>
+      <w:r>
+        <w:rPr>
+          <w:rFonts w:ascii="Consolas" w:hAnsi="Consolas" w:cs="Consolas"/>
+          <w:sz w:val="18"/>
+          <w:szCs w:val="18"/>
+        </w:rPr>
+        <w:t xml:space="preserve"> Scaler_Serial.cpp</w:t>
       </w:r>
     </w:p>
     <w:p>
@@ -6664,9 +7130,22 @@
       </w:pPr>
       <w:bookmarkStart w:id="10" w:name="_Toc230987657"/>
       <w:r>
-        <w:t>7. SIMD υλοποίηση</w:t>
+        <w:t xml:space="preserve">7. SIMD </w:t>
+      </w:r>
+      <w:proofErr w:type="spellStart"/>
+      <w:r>
+        <w:t>υλο</w:t>
+      </w:r>
+      <w:proofErr w:type="spellEnd"/>
+      <w:r>
+        <w:t>π</w:t>
+      </w:r>
+      <w:proofErr w:type="spellStart"/>
+      <w:r>
+        <w:t>οίηση</w:t>
       </w:r>
       <w:bookmarkEnd w:id="10"/>
+      <w:proofErr w:type="spellEnd"/>
     </w:p>
     <w:p>
       <w:pPr>
@@ -6676,7 +7155,119 @@
         </w:rPr>
       </w:pPr>
       <w:r>
-        <w:t xml:space="preserve">Η SIMD έκδοση βρίσκεται στο Scaler_SIMD.cpp. Χρησιμοποιεί explicit AVX2 intrinsics όταν ο compiler ορίζει __AVX2__, ενώ διαθέτει scalar fallback για περιβάλλοντα χωρίς AVX2. </w:t>
+        <w:t xml:space="preserve">Η SIMD </w:t>
+      </w:r>
+      <w:proofErr w:type="spellStart"/>
+      <w:r>
+        <w:t>έκδοση</w:t>
+      </w:r>
+      <w:proofErr w:type="spellEnd"/>
+      <w:r>
+        <w:t xml:space="preserve"> β</w:t>
+      </w:r>
+      <w:proofErr w:type="spellStart"/>
+      <w:r>
+        <w:t>ρίσκετ</w:t>
+      </w:r>
+      <w:proofErr w:type="spellEnd"/>
+      <w:r>
+        <w:t xml:space="preserve">αι </w:t>
+      </w:r>
+      <w:proofErr w:type="spellStart"/>
+      <w:r>
+        <w:t>στο</w:t>
+      </w:r>
+      <w:proofErr w:type="spellEnd"/>
+      <w:r>
+        <w:t xml:space="preserve"> Scaler_SIMD.cpp. </w:t>
+      </w:r>
+      <w:proofErr w:type="spellStart"/>
+      <w:r>
+        <w:t>Χρησιμο</w:t>
+      </w:r>
+      <w:proofErr w:type="spellEnd"/>
+      <w:r>
+        <w:t>π</w:t>
+      </w:r>
+      <w:proofErr w:type="spellStart"/>
+      <w:r>
+        <w:t>οιεί</w:t>
+      </w:r>
+      <w:proofErr w:type="spellEnd"/>
+      <w:r>
+        <w:t xml:space="preserve"> explicit AVX2 intrinsics </w:t>
+      </w:r>
+      <w:proofErr w:type="spellStart"/>
+      <w:r>
+        <w:t>ότ</w:t>
+      </w:r>
+      <w:proofErr w:type="spellEnd"/>
+      <w:r>
+        <w:t xml:space="preserve">αν ο compiler </w:t>
+      </w:r>
+      <w:proofErr w:type="spellStart"/>
+      <w:r>
+        <w:t>ορίζει</w:t>
+      </w:r>
+      <w:proofErr w:type="spellEnd"/>
+      <w:r>
+        <w:t xml:space="preserve"> __AVX2__, </w:t>
+      </w:r>
+      <w:proofErr w:type="spellStart"/>
+      <w:r>
+        <w:t>ενώ</w:t>
+      </w:r>
+      <w:proofErr w:type="spellEnd"/>
+      <w:r>
+        <w:t xml:space="preserve"> </w:t>
+      </w:r>
+      <w:proofErr w:type="spellStart"/>
+      <w:r>
+        <w:t>δι</w:t>
+      </w:r>
+      <w:proofErr w:type="spellEnd"/>
+      <w:r>
+        <w:t>α</w:t>
+      </w:r>
+      <w:proofErr w:type="spellStart"/>
+      <w:r>
+        <w:t>θέτει</w:t>
+      </w:r>
+      <w:proofErr w:type="spellEnd"/>
+      <w:r>
+        <w:t xml:space="preserve"> scalar fallback </w:t>
+      </w:r>
+      <w:proofErr w:type="spellStart"/>
+      <w:r>
+        <w:t>γι</w:t>
+      </w:r>
+      <w:proofErr w:type="spellEnd"/>
+      <w:r>
+        <w:t>α π</w:t>
+      </w:r>
+      <w:proofErr w:type="spellStart"/>
+      <w:r>
+        <w:t>ερι</w:t>
+      </w:r>
+      <w:proofErr w:type="spellEnd"/>
+      <w:r>
+        <w:t>β</w:t>
+      </w:r>
+      <w:proofErr w:type="spellStart"/>
+      <w:r>
+        <w:t>άλλοντ</w:t>
+      </w:r>
+      <w:proofErr w:type="spellEnd"/>
+      <w:r>
+        <w:t xml:space="preserve">α </w:t>
+      </w:r>
+      <w:proofErr w:type="spellStart"/>
+      <w:r>
+        <w:t>χωρίς</w:t>
+      </w:r>
+      <w:proofErr w:type="spellEnd"/>
+      <w:r>
+        <w:t xml:space="preserve"> AVX2. </w:t>
       </w:r>
       <w:r>
         <w:rPr>
@@ -6859,9 +7450,11 @@
         </w:rPr>
         <w:t>256_</w:t>
       </w:r>
+      <w:proofErr w:type="spellStart"/>
       <w:r>
         <w:t>fmadd</w:t>
       </w:r>
+      <w:proofErr w:type="spellEnd"/>
       <w:r>
         <w:rPr>
           <w:lang w:val="el-GR"/>
@@ -7183,18 +7776,22 @@
         </w:rPr>
         <w:t xml:space="preserve"> ή </w:t>
       </w:r>
+      <w:proofErr w:type="spellStart"/>
       <w:r>
         <w:t>posix</w:t>
       </w:r>
+      <w:proofErr w:type="spellEnd"/>
       <w:r>
         <w:rPr>
           <w:lang w:val="el-GR"/>
         </w:rPr>
         <w:t>_</w:t>
       </w:r>
+      <w:proofErr w:type="spellStart"/>
       <w:r>
         <w:t>memalign</w:t>
       </w:r>
+      <w:proofErr w:type="spellEnd"/>
       <w:r>
         <w:rPr>
           <w:lang w:val="el-GR"/>
@@ -7396,9 +7993,11 @@
         </w:rPr>
         <w:t xml:space="preserve">• Χρησιμοποιούνται μεγάλα </w:t>
       </w:r>
+      <w:proofErr w:type="spellStart"/>
       <w:r>
         <w:t>stdio</w:t>
       </w:r>
+      <w:proofErr w:type="spellEnd"/>
       <w:r>
         <w:rPr>
           <w:lang w:val="el-GR"/>
@@ -7473,18 +8072,22 @@
         </w:rPr>
         <w:t xml:space="preserve"> καλείται </w:t>
       </w:r>
+      <w:proofErr w:type="spellStart"/>
       <w:r>
         <w:t>posix</w:t>
       </w:r>
+      <w:proofErr w:type="spellEnd"/>
       <w:r>
         <w:rPr>
           <w:lang w:val="el-GR"/>
         </w:rPr>
         <w:t>_</w:t>
       </w:r>
+      <w:proofErr w:type="spellStart"/>
       <w:r>
         <w:t>fadvise</w:t>
       </w:r>
+      <w:proofErr w:type="spellEnd"/>
       <w:r>
         <w:rPr>
           <w:lang w:val="el-GR"/>
@@ -7541,8 +8144,21 @@
       <w:pPr>
         <w:spacing w:after="120"/>
       </w:pPr>
-      <w:r>
-        <w:t>Μεταγλώττιση:</w:t>
+      <w:proofErr w:type="spellStart"/>
+      <w:r>
+        <w:t>Μετ</w:t>
+      </w:r>
+      <w:proofErr w:type="spellEnd"/>
+      <w:r>
+        <w:t>α</w:t>
+      </w:r>
+      <w:proofErr w:type="spellStart"/>
+      <w:r>
+        <w:t>γλώττιση</w:t>
+      </w:r>
+      <w:proofErr w:type="spellEnd"/>
+      <w:r>
+        <w:t>:</w:t>
       </w:r>
     </w:p>
     <w:p>
@@ -7560,7 +8176,79 @@
           <w:sz w:val="18"/>
           <w:szCs w:val="18"/>
         </w:rPr>
-        <w:t>g++ -std=c++17 -O3 -Wall -mavx2 -mfma -march=native -pthread -o scaler_simd Scaler_SIMD.cpp</w:t>
+        <w:t>g++ -std=</w:t>
+      </w:r>
+      <w:proofErr w:type="spellStart"/>
+      <w:r>
+        <w:rPr>
+          <w:rFonts w:ascii="Consolas" w:hAnsi="Consolas" w:cs="Consolas"/>
+          <w:sz w:val="18"/>
+          <w:szCs w:val="18"/>
+        </w:rPr>
+        <w:t>c++</w:t>
+      </w:r>
+      <w:proofErr w:type="spellEnd"/>
+      <w:r>
+        <w:rPr>
+          <w:rFonts w:ascii="Consolas" w:hAnsi="Consolas" w:cs="Consolas"/>
+          <w:sz w:val="18"/>
+          <w:szCs w:val="18"/>
+        </w:rPr>
+        <w:t>17 -O3 -Wall -mavx2 -</w:t>
+      </w:r>
+      <w:proofErr w:type="spellStart"/>
+      <w:r>
+        <w:rPr>
+          <w:rFonts w:ascii="Consolas" w:hAnsi="Consolas" w:cs="Consolas"/>
+          <w:sz w:val="18"/>
+          <w:szCs w:val="18"/>
+        </w:rPr>
+        <w:t>mfma</w:t>
+      </w:r>
+      <w:proofErr w:type="spellEnd"/>
+      <w:r>
+        <w:rPr>
+          <w:rFonts w:ascii="Consolas" w:hAnsi="Consolas" w:cs="Consolas"/>
+          <w:sz w:val="18"/>
+          <w:szCs w:val="18"/>
+        </w:rPr>
+        <w:t xml:space="preserve"> -march=native -</w:t>
+      </w:r>
+      <w:proofErr w:type="spellStart"/>
+      <w:r>
+        <w:rPr>
+          <w:rFonts w:ascii="Consolas" w:hAnsi="Consolas" w:cs="Consolas"/>
+          <w:sz w:val="18"/>
+          <w:szCs w:val="18"/>
+        </w:rPr>
+        <w:t>pthread</w:t>
+      </w:r>
+      <w:proofErr w:type="spellEnd"/>
+      <w:r>
+        <w:rPr>
+          <w:rFonts w:ascii="Consolas" w:hAnsi="Consolas" w:cs="Consolas"/>
+          <w:sz w:val="18"/>
+          <w:szCs w:val="18"/>
+        </w:rPr>
+        <w:t xml:space="preserve"> -o </w:t>
+      </w:r>
+      <w:proofErr w:type="spellStart"/>
+      <w:r>
+        <w:rPr>
+          <w:rFonts w:ascii="Consolas" w:hAnsi="Consolas" w:cs="Consolas"/>
+          <w:sz w:val="18"/>
+          <w:szCs w:val="18"/>
+        </w:rPr>
+        <w:t>scaler_simd</w:t>
+      </w:r>
+      <w:proofErr w:type="spellEnd"/>
+      <w:r>
+        <w:rPr>
+          <w:rFonts w:ascii="Consolas" w:hAnsi="Consolas" w:cs="Consolas"/>
+          <w:sz w:val="18"/>
+          <w:szCs w:val="18"/>
+        </w:rPr>
+        <w:t xml:space="preserve"> Scaler_SIMD.cpp</w:t>
       </w:r>
     </w:p>
     <w:p>
@@ -7635,18 +8323,22 @@
         </w:rPr>
         <w:t>.</w:t>
       </w:r>
+      <w:proofErr w:type="spellStart"/>
       <w:r>
         <w:t>cpp</w:t>
       </w:r>
+      <w:proofErr w:type="spellEnd"/>
       <w:r>
         <w:rPr>
           <w:lang w:val="el-GR"/>
         </w:rPr>
         <w:t xml:space="preserve"> και στοχεύει στην αξιοποίηση των πολλών πυρήνων του </w:t>
       </w:r>
+      <w:proofErr w:type="spellStart"/>
       <w:r>
         <w:t>krylov</w:t>
       </w:r>
+      <w:proofErr w:type="spellEnd"/>
       <w:r>
         <w:rPr>
           <w:lang w:val="el-GR"/>
@@ -7815,7 +8507,21 @@
         <w:rPr>
           <w:lang w:val="el-GR"/>
         </w:rPr>
-        <w:t xml:space="preserve"> αρχικοποιεί και ενημερώνει μόνο το δικό του τμήμα </w:t>
+        <w:t xml:space="preserve"> </w:t>
+      </w:r>
+      <w:proofErr w:type="spellStart"/>
+      <w:r>
+        <w:rPr>
+          <w:lang w:val="el-GR"/>
+        </w:rPr>
+        <w:t>αρχικοποιεί</w:t>
+      </w:r>
+      <w:proofErr w:type="spellEnd"/>
+      <w:r>
+        <w:rPr>
+          <w:lang w:val="el-GR"/>
+        </w:rPr>
+        <w:t xml:space="preserve"> και ενημερώνει μόνο το δικό του τμήμα </w:t>
       </w:r>
       <w:r>
         <w:t>local</w:t>
@@ -7885,9 +8591,11 @@
         </w:rPr>
         <w:t xml:space="preserve"> </w:t>
       </w:r>
+      <w:proofErr w:type="spellStart"/>
       <w:r>
         <w:t>omp</w:t>
       </w:r>
+      <w:proofErr w:type="spellEnd"/>
       <w:r>
         <w:rPr>
           <w:lang w:val="el-GR"/>
@@ -8030,9 +8738,11 @@
         </w:rPr>
         <w:t xml:space="preserve"> </w:t>
       </w:r>
+      <w:proofErr w:type="spellStart"/>
       <w:r>
         <w:t>omp</w:t>
       </w:r>
+      <w:proofErr w:type="spellEnd"/>
       <w:r>
         <w:rPr>
           <w:lang w:val="el-GR"/>
@@ -8180,9 +8890,11 @@
         </w:rPr>
         <w:t xml:space="preserve"> μεταβλητή, την οποία το </w:t>
       </w:r>
+      <w:proofErr w:type="spellStart"/>
       <w:r>
         <w:t>Makefile</w:t>
       </w:r>
+      <w:proofErr w:type="spellEnd"/>
       <w:r>
         <w:rPr>
           <w:lang w:val="el-GR"/>
@@ -8212,8 +8924,21 @@
       <w:pPr>
         <w:spacing w:after="120"/>
       </w:pPr>
-      <w:r>
-        <w:t>Μεταγλώττιση:</w:t>
+      <w:proofErr w:type="spellStart"/>
+      <w:r>
+        <w:t>Μετ</w:t>
+      </w:r>
+      <w:proofErr w:type="spellEnd"/>
+      <w:r>
+        <w:t>α</w:t>
+      </w:r>
+      <w:proofErr w:type="spellStart"/>
+      <w:r>
+        <w:t>γλώττιση</w:t>
+      </w:r>
+      <w:proofErr w:type="spellEnd"/>
+      <w:r>
+        <w:t>:</w:t>
       </w:r>
     </w:p>
     <w:p>
@@ -8231,7 +8956,61 @@
           <w:sz w:val="18"/>
           <w:szCs w:val="18"/>
         </w:rPr>
-        <w:t>g++ -std=c++17 -O3 -Wall -fopenmp -o scaler_openmp Scaler_OpenMP.cpp</w:t>
+        <w:t>g++ -std=</w:t>
+      </w:r>
+      <w:proofErr w:type="spellStart"/>
+      <w:r>
+        <w:rPr>
+          <w:rFonts w:ascii="Consolas" w:hAnsi="Consolas" w:cs="Consolas"/>
+          <w:sz w:val="18"/>
+          <w:szCs w:val="18"/>
+        </w:rPr>
+        <w:t>c++</w:t>
+      </w:r>
+      <w:proofErr w:type="spellEnd"/>
+      <w:r>
+        <w:rPr>
+          <w:rFonts w:ascii="Consolas" w:hAnsi="Consolas" w:cs="Consolas"/>
+          <w:sz w:val="18"/>
+          <w:szCs w:val="18"/>
+        </w:rPr>
+        <w:t>17 -O3 -Wall -</w:t>
+      </w:r>
+      <w:proofErr w:type="spellStart"/>
+      <w:r>
+        <w:rPr>
+          <w:rFonts w:ascii="Consolas" w:hAnsi="Consolas" w:cs="Consolas"/>
+          <w:sz w:val="18"/>
+          <w:szCs w:val="18"/>
+        </w:rPr>
+        <w:t>fopenmp</w:t>
+      </w:r>
+      <w:proofErr w:type="spellEnd"/>
+      <w:r>
+        <w:rPr>
+          <w:rFonts w:ascii="Consolas" w:hAnsi="Consolas" w:cs="Consolas"/>
+          <w:sz w:val="18"/>
+          <w:szCs w:val="18"/>
+        </w:rPr>
+        <w:t xml:space="preserve"> -o </w:t>
+      </w:r>
+      <w:proofErr w:type="spellStart"/>
+      <w:r>
+        <w:rPr>
+          <w:rFonts w:ascii="Consolas" w:hAnsi="Consolas" w:cs="Consolas"/>
+          <w:sz w:val="18"/>
+          <w:szCs w:val="18"/>
+        </w:rPr>
+        <w:t>scaler_openmp</w:t>
+      </w:r>
+      <w:proofErr w:type="spellEnd"/>
+      <w:r>
+        <w:rPr>
+          <w:rFonts w:ascii="Consolas" w:hAnsi="Consolas" w:cs="Consolas"/>
+          <w:sz w:val="18"/>
+          <w:szCs w:val="18"/>
+        </w:rPr>
+        <w:t xml:space="preserve"> Scaler_OpenMP.cpp</w:t>
       </w:r>
     </w:p>
     <w:p>
@@ -8301,9 +9080,11 @@
         </w:rPr>
         <w:t>.</w:t>
       </w:r>
+      <w:proofErr w:type="spellStart"/>
       <w:r>
         <w:t>cpp</w:t>
       </w:r>
+      <w:proofErr w:type="spellEnd"/>
       <w:r>
         <w:rPr>
           <w:lang w:val="el-GR"/>
@@ -8328,9 +9109,11 @@
         </w:rPr>
         <w:t xml:space="preserve">. Αν και το </w:t>
       </w:r>
+      <w:proofErr w:type="spellStart"/>
       <w:r>
         <w:t>krylov</w:t>
       </w:r>
+      <w:proofErr w:type="spellEnd"/>
       <w:r>
         <w:rPr>
           <w:lang w:val="el-GR"/>
@@ -8652,9 +9435,11 @@
         </w:rPr>
         <w:t xml:space="preserve"> * </w:t>
       </w:r>
+      <w:proofErr w:type="spellStart"/>
       <w:r>
         <w:t>sizeof</w:t>
       </w:r>
+      <w:proofErr w:type="spellEnd"/>
       <w:r>
         <w:rPr>
           <w:lang w:val="el-GR"/>
@@ -8761,9 +9546,11 @@
         </w:rPr>
         <w:t>_</w:t>
       </w:r>
+      <w:proofErr w:type="spellStart"/>
       <w:r>
         <w:t>Allreduce</w:t>
       </w:r>
+      <w:proofErr w:type="spellEnd"/>
       <w:r>
         <w:rPr>
           <w:lang w:val="el-GR"/>
@@ -8910,9 +9697,11 @@
         </w:rPr>
         <w:t xml:space="preserve"> μετά το </w:t>
       </w:r>
+      <w:proofErr w:type="spellStart"/>
       <w:r>
         <w:t>Allreduce</w:t>
       </w:r>
+      <w:proofErr w:type="spellEnd"/>
       <w:r>
         <w:rPr>
           <w:lang w:val="el-GR"/>
@@ -8951,9 +9740,11 @@
         </w:rPr>
         <w:t xml:space="preserve"> μετριέται ξεχωριστά ως χρόνος των </w:t>
       </w:r>
+      <w:proofErr w:type="spellStart"/>
       <w:r>
         <w:t>Allreduce</w:t>
       </w:r>
+      <w:proofErr w:type="spellEnd"/>
       <w:r>
         <w:rPr>
           <w:lang w:val="el-GR"/>
@@ -9024,7 +9815,21 @@
         <w:rPr>
           <w:lang w:val="el-GR"/>
         </w:rPr>
-        <w:t xml:space="preserve"> επαναδιαβάζει το </w:t>
+        <w:t xml:space="preserve"> </w:t>
+      </w:r>
+      <w:proofErr w:type="spellStart"/>
+      <w:r>
+        <w:rPr>
+          <w:lang w:val="el-GR"/>
+        </w:rPr>
+        <w:t>επαναδιαβάζει</w:t>
+      </w:r>
+      <w:proofErr w:type="spellEnd"/>
+      <w:r>
+        <w:rPr>
+          <w:lang w:val="el-GR"/>
+        </w:rPr>
+        <w:t xml:space="preserve"> το </w:t>
       </w:r>
       <w:r>
         <w:t>partition</w:t>
@@ -9306,9 +10111,11 @@
         </w:rPr>
         <w:t>_</w:t>
       </w:r>
+      <w:proofErr w:type="spellStart"/>
       <w:r>
         <w:t>Allreduce</w:t>
       </w:r>
+      <w:proofErr w:type="spellEnd"/>
       <w:r>
         <w:rPr>
           <w:lang w:val="el-GR"/>
@@ -9486,6 +10293,7 @@
           <w:lang w:val="el-GR"/>
         </w:rPr>
       </w:pPr>
+      <w:proofErr w:type="spellStart"/>
       <w:r>
         <w:rPr>
           <w:rFonts w:ascii="Consolas" w:hAnsi="Consolas" w:cs="Consolas"/>
@@ -9494,6 +10302,7 @@
         </w:rPr>
         <w:t>mpicxx</w:t>
       </w:r>
+      <w:proofErr w:type="spellEnd"/>
       <w:r>
         <w:rPr>
           <w:rFonts w:ascii="Consolas" w:hAnsi="Consolas" w:cs="Consolas"/>
@@ -9605,6 +10414,7 @@
         </w:rPr>
         <w:t>_</w:t>
       </w:r>
+      <w:proofErr w:type="spellStart"/>
       <w:r>
         <w:rPr>
           <w:rFonts w:ascii="Consolas" w:hAnsi="Consolas" w:cs="Consolas"/>
@@ -9613,6 +10423,7 @@
         </w:rPr>
         <w:t>mpi</w:t>
       </w:r>
+      <w:proofErr w:type="spellEnd"/>
       <w:r>
         <w:rPr>
           <w:rFonts w:ascii="Consolas" w:hAnsi="Consolas" w:cs="Consolas"/>
@@ -9656,6 +10467,7 @@
         </w:rPr>
         <w:t>.</w:t>
       </w:r>
+      <w:proofErr w:type="spellStart"/>
       <w:r>
         <w:rPr>
           <w:rFonts w:ascii="Consolas" w:hAnsi="Consolas" w:cs="Consolas"/>
@@ -9664,6 +10476,7 @@
         </w:rPr>
         <w:t>cpp</w:t>
       </w:r>
+      <w:proofErr w:type="spellEnd"/>
     </w:p>
     <w:p>
       <w:pPr>
@@ -9674,13 +10487,95 @@
           <w:szCs w:val="18"/>
         </w:rPr>
       </w:pPr>
+      <w:proofErr w:type="spellStart"/>
       <w:r>
         <w:rPr>
           <w:rFonts w:ascii="Consolas" w:hAnsi="Consolas" w:cs="Consolas"/>
           <w:sz w:val="18"/>
           <w:szCs w:val="18"/>
         </w:rPr>
-        <w:t>mpirun -np 8 ./scaler_mpi input.bin output.bin N D standard 256000</w:t>
+        <w:t>mpirun</w:t>
+      </w:r>
+      <w:proofErr w:type="spellEnd"/>
+      <w:r>
+        <w:rPr>
+          <w:rFonts w:ascii="Consolas" w:hAnsi="Consolas" w:cs="Consolas"/>
+          <w:sz w:val="18"/>
+          <w:szCs w:val="18"/>
+        </w:rPr>
+        <w:t xml:space="preserve"> -np </w:t>
+      </w:r>
+      <w:proofErr w:type="gramStart"/>
+      <w:r>
+        <w:rPr>
+          <w:rFonts w:ascii="Consolas" w:hAnsi="Consolas" w:cs="Consolas"/>
+          <w:sz w:val="18"/>
+          <w:szCs w:val="18"/>
+        </w:rPr>
+        <w:t>8 .</w:t>
+      </w:r>
+      <w:proofErr w:type="gramEnd"/>
+      <w:r>
+        <w:rPr>
+          <w:rFonts w:ascii="Consolas" w:hAnsi="Consolas" w:cs="Consolas"/>
+          <w:sz w:val="18"/>
+          <w:szCs w:val="18"/>
+        </w:rPr>
+        <w:t>/</w:t>
+      </w:r>
+      <w:proofErr w:type="spellStart"/>
+      <w:r>
+        <w:rPr>
+          <w:rFonts w:ascii="Consolas" w:hAnsi="Consolas" w:cs="Consolas"/>
+          <w:sz w:val="18"/>
+          <w:szCs w:val="18"/>
+        </w:rPr>
+        <w:t>scaler_mpi</w:t>
+      </w:r>
+      <w:proofErr w:type="spellEnd"/>
+      <w:r>
+        <w:rPr>
+          <w:rFonts w:ascii="Consolas" w:hAnsi="Consolas" w:cs="Consolas"/>
+          <w:sz w:val="18"/>
+          <w:szCs w:val="18"/>
+        </w:rPr>
+        <w:t xml:space="preserve"> </w:t>
+      </w:r>
+      <w:proofErr w:type="spellStart"/>
+      <w:r>
+        <w:rPr>
+          <w:rFonts w:ascii="Consolas" w:hAnsi="Consolas" w:cs="Consolas"/>
+          <w:sz w:val="18"/>
+          <w:szCs w:val="18"/>
+        </w:rPr>
+        <w:t>input.bin</w:t>
+      </w:r>
+      <w:proofErr w:type="spellEnd"/>
+      <w:r>
+        <w:rPr>
+          <w:rFonts w:ascii="Consolas" w:hAnsi="Consolas" w:cs="Consolas"/>
+          <w:sz w:val="18"/>
+          <w:szCs w:val="18"/>
+        </w:rPr>
+        <w:t xml:space="preserve"> </w:t>
+      </w:r>
+      <w:proofErr w:type="spellStart"/>
+      <w:r>
+        <w:rPr>
+          <w:rFonts w:ascii="Consolas" w:hAnsi="Consolas" w:cs="Consolas"/>
+          <w:sz w:val="18"/>
+          <w:szCs w:val="18"/>
+        </w:rPr>
+        <w:t>output.bin</w:t>
+      </w:r>
+      <w:proofErr w:type="spellEnd"/>
+      <w:r>
+        <w:rPr>
+          <w:rFonts w:ascii="Consolas" w:hAnsi="Consolas" w:cs="Consolas"/>
+          <w:sz w:val="18"/>
+          <w:szCs w:val="18"/>
+        </w:rPr>
+        <w:t xml:space="preserve"> N D standard 256000</w:t>
       </w:r>
     </w:p>
     <w:p>
@@ -9801,9 +10696,11 @@
         </w:rPr>
         <w:t xml:space="preserve">100 του </w:t>
       </w:r>
+      <w:proofErr w:type="spellStart"/>
       <w:r>
         <w:t>krylov</w:t>
       </w:r>
+      <w:proofErr w:type="spellEnd"/>
       <w:r>
         <w:rPr>
           <w:lang w:val="el-GR"/>
@@ -9889,7 +10786,71 @@
         <w:spacing w:after="80"/>
       </w:pPr>
       <w:r>
-        <w:t>• Ο phase1_kernel υπολογίζει partial statistics στη GPU. Κάθε CUDA block χρησιμοποιεί shared memory για arrays sum, sum_sq, min και max μήκους D.</w:t>
+        <w:t>• Ο phase1_kernel υπ</w:t>
+      </w:r>
+      <w:proofErr w:type="spellStart"/>
+      <w:r>
+        <w:t>ολογίζει</w:t>
+      </w:r>
+      <w:proofErr w:type="spellEnd"/>
+      <w:r>
+        <w:t xml:space="preserve"> partial statistics </w:t>
+      </w:r>
+      <w:proofErr w:type="spellStart"/>
+      <w:r>
+        <w:t>στη</w:t>
+      </w:r>
+      <w:proofErr w:type="spellEnd"/>
+      <w:r>
+        <w:t xml:space="preserve"> GPU. </w:t>
+      </w:r>
+      <w:proofErr w:type="spellStart"/>
+      <w:r>
+        <w:t>Κάθε</w:t>
+      </w:r>
+      <w:proofErr w:type="spellEnd"/>
+      <w:r>
+        <w:t xml:space="preserve"> CUDA block </w:t>
+      </w:r>
+      <w:proofErr w:type="spellStart"/>
+      <w:r>
+        <w:t>χρησιμο</w:t>
+      </w:r>
+      <w:proofErr w:type="spellEnd"/>
+      <w:r>
+        <w:t>π</w:t>
+      </w:r>
+      <w:proofErr w:type="spellStart"/>
+      <w:r>
+        <w:t>οιεί</w:t>
+      </w:r>
+      <w:proofErr w:type="spellEnd"/>
+      <w:r>
+        <w:t xml:space="preserve"> shared memory </w:t>
+      </w:r>
+      <w:proofErr w:type="spellStart"/>
+      <w:r>
+        <w:t>γι</w:t>
+      </w:r>
+      <w:proofErr w:type="spellEnd"/>
+      <w:r>
+        <w:t xml:space="preserve">α arrays sum, </w:t>
+      </w:r>
+      <w:proofErr w:type="spellStart"/>
+      <w:r>
+        <w:t>sum_sq</w:t>
+      </w:r>
+      <w:proofErr w:type="spellEnd"/>
+      <w:r>
+        <w:t xml:space="preserve">, min και max </w:t>
+      </w:r>
+      <w:proofErr w:type="spellStart"/>
+      <w:r>
+        <w:t>μήκους</w:t>
+      </w:r>
+      <w:proofErr w:type="spellEnd"/>
+      <w:r>
+        <w:t xml:space="preserve"> D.</w:t>
       </w:r>
     </w:p>
     <w:p>
@@ -9932,9 +10893,11 @@
         </w:rPr>
         <w:t xml:space="preserve"> χρησιμοποιούν </w:t>
       </w:r>
+      <w:proofErr w:type="spellStart"/>
       <w:r>
         <w:t>atomicAdd</w:t>
       </w:r>
+      <w:proofErr w:type="spellEnd"/>
       <w:r>
         <w:rPr>
           <w:lang w:val="el-GR"/>
@@ -10000,27 +10963,33 @@
         </w:rPr>
         <w:t xml:space="preserve"> </w:t>
       </w:r>
+      <w:proofErr w:type="spellStart"/>
       <w:r>
         <w:t>atomicMinDouble</w:t>
       </w:r>
+      <w:proofErr w:type="spellEnd"/>
       <w:r>
         <w:rPr>
           <w:lang w:val="el-GR"/>
         </w:rPr>
         <w:t xml:space="preserve"> και </w:t>
       </w:r>
+      <w:proofErr w:type="spellStart"/>
       <w:r>
         <w:t>atomicMaxDouble</w:t>
       </w:r>
+      <w:proofErr w:type="spellEnd"/>
       <w:r>
         <w:rPr>
           <w:lang w:val="el-GR"/>
         </w:rPr>
         <w:t xml:space="preserve"> με </w:t>
       </w:r>
+      <w:proofErr w:type="spellStart"/>
       <w:r>
         <w:t>atomicCAS</w:t>
       </w:r>
+      <w:proofErr w:type="spellEnd"/>
       <w:r>
         <w:rPr>
           <w:lang w:val="el-GR"/>
@@ -10190,9 +11159,11 @@
         </w:rPr>
         <w:t>[</w:t>
       </w:r>
+      <w:proofErr w:type="spellStart"/>
       <w:r>
         <w:t>idx</w:t>
       </w:r>
+      <w:proofErr w:type="spellEnd"/>
       <w:r>
         <w:rPr>
           <w:lang w:val="el-GR"/>
@@ -10208,9 +11179,11 @@
         </w:rPr>
         <w:t>[</w:t>
       </w:r>
+      <w:proofErr w:type="spellStart"/>
       <w:r>
         <w:t>idx</w:t>
       </w:r>
+      <w:proofErr w:type="spellEnd"/>
       <w:r>
         <w:rPr>
           <w:lang w:val="el-GR"/>
@@ -10340,9 +11313,11 @@
         </w:rPr>
         <w:t xml:space="preserve"> με </w:t>
       </w:r>
+      <w:proofErr w:type="spellStart"/>
       <w:r>
         <w:t>cudaMallocHost</w:t>
       </w:r>
+      <w:proofErr w:type="spellEnd"/>
       <w:r>
         <w:rPr>
           <w:lang w:val="el-GR"/>
@@ -10367,9 +11342,11 @@
         </w:rPr>
         <w:t xml:space="preserve"> με </w:t>
       </w:r>
+      <w:proofErr w:type="spellStart"/>
       <w:r>
         <w:t>cudaMalloc</w:t>
       </w:r>
+      <w:proofErr w:type="spellEnd"/>
       <w:r>
         <w:rPr>
           <w:lang w:val="el-GR"/>
@@ -10492,7 +11469,21 @@
         <w:rPr>
           <w:lang w:val="el-GR"/>
         </w:rPr>
-        <w:t xml:space="preserve">• Στη Φάση 1 μετρώνται ξεχωριστά </w:t>
+        <w:t xml:space="preserve">• Στη Φάση 1 </w:t>
+      </w:r>
+      <w:proofErr w:type="spellStart"/>
+      <w:r>
+        <w:rPr>
+          <w:lang w:val="el-GR"/>
+        </w:rPr>
+        <w:t>μετρώνται</w:t>
+      </w:r>
+      <w:proofErr w:type="spellEnd"/>
+      <w:r>
+        <w:rPr>
+          <w:lang w:val="el-GR"/>
+        </w:rPr>
+        <w:t xml:space="preserve"> ξεχωριστά </w:t>
       </w:r>
       <w:r>
         <w:t>H</w:t>
@@ -10528,7 +11519,21 @@
         <w:rPr>
           <w:lang w:val="el-GR"/>
         </w:rPr>
-        <w:t xml:space="preserve">. Στη Φάση 2 μετρώνται </w:t>
+        <w:t xml:space="preserve">. Στη Φάση 2 </w:t>
+      </w:r>
+      <w:proofErr w:type="spellStart"/>
+      <w:r>
+        <w:rPr>
+          <w:lang w:val="el-GR"/>
+        </w:rPr>
+        <w:t>μετρώνται</w:t>
+      </w:r>
+      <w:proofErr w:type="spellEnd"/>
+      <w:r>
+        <w:rPr>
+          <w:lang w:val="el-GR"/>
+        </w:rPr>
+        <w:t xml:space="preserve"> </w:t>
       </w:r>
       <w:r>
         <w:t>H</w:t>
@@ -10648,9 +11653,11 @@
         </w:rPr>
         <w:t xml:space="preserve"> * </w:t>
       </w:r>
+      <w:proofErr w:type="spellStart"/>
       <w:r>
         <w:t>sizeof</w:t>
       </w:r>
+      <w:proofErr w:type="spellEnd"/>
       <w:r>
         <w:rPr>
           <w:lang w:val="el-GR"/>
@@ -10666,9 +11673,11 @@
         </w:rPr>
         <w:t xml:space="preserve">) χωράει στο </w:t>
       </w:r>
+      <w:proofErr w:type="spellStart"/>
       <w:r>
         <w:t>sharedMemPerBlock</w:t>
       </w:r>
+      <w:proofErr w:type="spellEnd"/>
       <w:r>
         <w:rPr>
           <w:lang w:val="el-GR"/>
@@ -10716,9 +11725,11 @@
         </w:rPr>
         <w:t xml:space="preserve">Μεταγλώττιση στο </w:t>
       </w:r>
+      <w:proofErr w:type="spellStart"/>
       <w:r>
         <w:t>krylov</w:t>
       </w:r>
+      <w:proofErr w:type="spellEnd"/>
       <w:r>
         <w:rPr>
           <w:lang w:val="el-GR"/>
@@ -10759,7 +11770,79 @@
           <w:sz w:val="18"/>
           <w:szCs w:val="18"/>
         </w:rPr>
-        <w:t>/usr/local/cuda-12.2/bin/nvcc -std=c++17 -O3 -arch=sm_70 -o scaler_cuda Scaler_CUDA.cu</w:t>
+        <w:t>/</w:t>
+      </w:r>
+      <w:proofErr w:type="spellStart"/>
+      <w:r>
+        <w:rPr>
+          <w:rFonts w:ascii="Consolas" w:hAnsi="Consolas" w:cs="Consolas"/>
+          <w:sz w:val="18"/>
+          <w:szCs w:val="18"/>
+        </w:rPr>
+        <w:t>usr</w:t>
+      </w:r>
+      <w:proofErr w:type="spellEnd"/>
+      <w:r>
+        <w:rPr>
+          <w:rFonts w:ascii="Consolas" w:hAnsi="Consolas" w:cs="Consolas"/>
+          <w:sz w:val="18"/>
+          <w:szCs w:val="18"/>
+        </w:rPr>
+        <w:t>/local/cuda-12.2/bin/</w:t>
+      </w:r>
+      <w:proofErr w:type="spellStart"/>
+      <w:r>
+        <w:rPr>
+          <w:rFonts w:ascii="Consolas" w:hAnsi="Consolas" w:cs="Consolas"/>
+          <w:sz w:val="18"/>
+          <w:szCs w:val="18"/>
+        </w:rPr>
+        <w:t>nvcc</w:t>
+      </w:r>
+      <w:proofErr w:type="spellEnd"/>
+      <w:r>
+        <w:rPr>
+          <w:rFonts w:ascii="Consolas" w:hAnsi="Consolas" w:cs="Consolas"/>
+          <w:sz w:val="18"/>
+          <w:szCs w:val="18"/>
+        </w:rPr>
+        <w:t xml:space="preserve"> -std=</w:t>
+      </w:r>
+      <w:proofErr w:type="spellStart"/>
+      <w:r>
+        <w:rPr>
+          <w:rFonts w:ascii="Consolas" w:hAnsi="Consolas" w:cs="Consolas"/>
+          <w:sz w:val="18"/>
+          <w:szCs w:val="18"/>
+        </w:rPr>
+        <w:t>c++</w:t>
+      </w:r>
+      <w:proofErr w:type="spellEnd"/>
+      <w:r>
+        <w:rPr>
+          <w:rFonts w:ascii="Consolas" w:hAnsi="Consolas" w:cs="Consolas"/>
+          <w:sz w:val="18"/>
+          <w:szCs w:val="18"/>
+        </w:rPr>
+        <w:t xml:space="preserve">17 -O3 -arch=sm_70 -o </w:t>
+      </w:r>
+      <w:proofErr w:type="spellStart"/>
+      <w:r>
+        <w:rPr>
+          <w:rFonts w:ascii="Consolas" w:hAnsi="Consolas" w:cs="Consolas"/>
+          <w:sz w:val="18"/>
+          <w:szCs w:val="18"/>
+        </w:rPr>
+        <w:t>scaler_cuda</w:t>
+      </w:r>
+      <w:proofErr w:type="spellEnd"/>
+      <w:r>
+        <w:rPr>
+          <w:rFonts w:ascii="Consolas" w:hAnsi="Consolas" w:cs="Consolas"/>
+          <w:sz w:val="18"/>
+          <w:szCs w:val="18"/>
+        </w:rPr>
+        <w:t xml:space="preserve"> Scaler_CUDA.cu</w:t>
       </w:r>
     </w:p>
     <w:p>
@@ -10824,9 +11907,11 @@
         </w:rPr>
         <w:t>.</w:t>
       </w:r>
+      <w:proofErr w:type="spellStart"/>
       <w:r>
         <w:t>py</w:t>
       </w:r>
+      <w:proofErr w:type="spellEnd"/>
       <w:r>
         <w:rPr>
           <w:lang w:val="el-GR"/>
@@ -10982,9 +12067,11 @@
         </w:rPr>
         <w:t>, --</w:t>
       </w:r>
+      <w:proofErr w:type="spellStart"/>
       <w:r>
         <w:t>dtype</w:t>
       </w:r>
+      <w:proofErr w:type="spellEnd"/>
       <w:r>
         <w:rPr>
           <w:lang w:val="el-GR"/>
@@ -11068,9 +12155,11 @@
         </w:rPr>
         <w:t>.</w:t>
       </w:r>
+      <w:proofErr w:type="spellStart"/>
       <w:r>
         <w:t>py</w:t>
       </w:r>
+      <w:proofErr w:type="spellEnd"/>
       <w:r>
         <w:rPr>
           <w:lang w:val="el-GR"/>
@@ -11155,7 +12244,15 @@
         <w:spacing w:after="80"/>
       </w:pPr>
       <w:r>
-        <w:t>• Μετρώνται max absolute error και mean absolute error.</w:t>
+        <w:t xml:space="preserve">• </w:t>
+      </w:r>
+      <w:proofErr w:type="spellStart"/>
+      <w:r>
+        <w:t>Μετρώντ</w:t>
+      </w:r>
+      <w:proofErr w:type="spellEnd"/>
+      <w:r>
+        <w:t>αι max absolute error και mean absolute error.</w:t>
       </w:r>
     </w:p>
     <w:p>
@@ -11171,9 +12268,11 @@
         </w:rPr>
         <w:t xml:space="preserve">• Για </w:t>
       </w:r>
+      <w:proofErr w:type="spellStart"/>
       <w:r>
         <w:t>StandardScaler</w:t>
       </w:r>
+      <w:proofErr w:type="spellEnd"/>
       <w:r>
         <w:rPr>
           <w:lang w:val="el-GR"/>
@@ -11212,9 +12311,11 @@
         </w:rPr>
         <w:t xml:space="preserve">• Για </w:t>
       </w:r>
+      <w:proofErr w:type="spellStart"/>
       <w:r>
         <w:t>MinMaxScaler</w:t>
       </w:r>
+      <w:proofErr w:type="spellEnd"/>
       <w:r>
         <w:rPr>
           <w:lang w:val="el-GR"/>
@@ -11243,20 +12344,62 @@
     <w:p>
       <w:pPr>
         <w:spacing w:after="80"/>
-        <w:rPr>
-          <w:lang w:val="el-GR"/>
-        </w:rPr>
       </w:pPr>
       <w:r>
-        <w:t>• Το default tolerance που αναφέρει το script είναι 1e-9 για max absolute error.</w:t>
+        <w:t xml:space="preserve">• </w:t>
+      </w:r>
+      <w:proofErr w:type="spellStart"/>
+      <w:r>
+        <w:t>Το</w:t>
+      </w:r>
+      <w:proofErr w:type="spellEnd"/>
+      <w:r>
+        <w:t xml:space="preserve"> default tolerance π</w:t>
+      </w:r>
+      <w:proofErr w:type="spellStart"/>
+      <w:r>
+        <w:t>ου</w:t>
+      </w:r>
+      <w:proofErr w:type="spellEnd"/>
+      <w:r>
+        <w:t xml:space="preserve"> ανα</w:t>
+      </w:r>
+      <w:proofErr w:type="spellStart"/>
+      <w:r>
+        <w:t>φέρει</w:t>
+      </w:r>
+      <w:proofErr w:type="spellEnd"/>
+      <w:r>
+        <w:t xml:space="preserve"> </w:t>
+      </w:r>
+      <w:proofErr w:type="spellStart"/>
+      <w:r>
+        <w:t>το</w:t>
+      </w:r>
+      <w:proofErr w:type="spellEnd"/>
+      <w:r>
+        <w:t xml:space="preserve"> script </w:t>
+      </w:r>
+      <w:proofErr w:type="spellStart"/>
+      <w:r>
+        <w:t>είν</w:t>
+      </w:r>
+      <w:proofErr w:type="spellEnd"/>
+      <w:r>
+        <w:t xml:space="preserve">αι 1e-9 </w:t>
+      </w:r>
+      <w:proofErr w:type="spellStart"/>
+      <w:r>
+        <w:t>γι</w:t>
+      </w:r>
+      <w:proofErr w:type="spellEnd"/>
+      <w:r>
+        <w:t>α max absolute error.</w:t>
       </w:r>
     </w:p>
     <w:p>
       <w:pPr>
         <w:spacing w:after="80"/>
-        <w:rPr>
-          <w:lang w:val="el-GR"/>
-        </w:rPr>
       </w:pPr>
     </w:p>
     <w:p>
@@ -11284,12 +12427,12 @@
       </w:tblPr>
       <w:tblGrid>
         <w:gridCol w:w="889"/>
-        <w:gridCol w:w="852"/>
+        <w:gridCol w:w="851"/>
         <w:gridCol w:w="863"/>
         <w:gridCol w:w="1204"/>
         <w:gridCol w:w="1204"/>
-        <w:gridCol w:w="1360"/>
-        <w:gridCol w:w="1131"/>
+        <w:gridCol w:w="1357"/>
+        <w:gridCol w:w="1135"/>
       </w:tblGrid>
       <w:tr>
         <w:trPr>
@@ -11326,6 +12469,7 @@
                 <w14:ligatures w14:val="none"/>
               </w:rPr>
             </w:pPr>
+            <w:proofErr w:type="spellStart"/>
             <w:r>
               <w:rPr>
                 <w:rFonts w:ascii="Arial" w:eastAsia="Arial" w:hAnsi="Arial" w:cs="Arial"/>
@@ -11339,6 +12483,7 @@
               </w:rPr>
               <w:t>Έκδοση</w:t>
             </w:r>
+            <w:proofErr w:type="spellEnd"/>
           </w:p>
         </w:tc>
         <w:tc>
@@ -11559,40 +12704,9 @@
                 <w:szCs w:val="15"/>
                 <w14:ligatures w14:val="none"/>
               </w:rPr>
-              <w:t>Post-scale έλεγχος</w:t>
-            </w:r>
-          </w:p>
-        </w:tc>
-        <w:tc>
-          <w:tcPr>
-            <w:tcW w:w="1131" w:type="dxa"/>
-            <w:tcBorders>
-              <w:top w:val="single" w:sz="4" w:space="0" w:color="AAAAAA"/>
-              <w:left w:val="single" w:sz="4" w:space="0" w:color="AAAAAA"/>
-              <w:bottom w:val="single" w:sz="4" w:space="0" w:color="AAAAAA"/>
-              <w:right w:val="single" w:sz="4" w:space="0" w:color="AAAAAA"/>
-            </w:tcBorders>
-            <w:shd w:val="clear" w:color="auto" w:fill="1F3864"/>
-            <w:tcMar>
-              <w:top w:w="60" w:type="dxa"/>
-              <w:left w:w="120" w:type="dxa"/>
-              <w:bottom w:w="60" w:type="dxa"/>
-              <w:right w:w="120" w:type="dxa"/>
-            </w:tcMar>
-            <w:vAlign w:val="center"/>
-          </w:tcPr>
-          <w:p>
-            <w:pPr>
-              <w:spacing w:after="0" w:line="240" w:lineRule="auto"/>
-              <w:jc w:val="center"/>
-              <w:rPr>
-                <w:rFonts w:ascii="Arial" w:eastAsia="Arial" w:hAnsi="Arial" w:cs="Arial"/>
-                <w:kern w:val="0"/>
-                <w:sz w:val="20"/>
-                <w:szCs w:val="20"/>
-                <w14:ligatures w14:val="none"/>
-              </w:rPr>
-            </w:pPr>
+              <w:t xml:space="preserve">Post-scale </w:t>
+            </w:r>
+            <w:proofErr w:type="spellStart"/>
             <w:r>
               <w:rPr>
                 <w:rFonts w:ascii="Arial" w:eastAsia="Arial" w:hAnsi="Arial" w:cs="Arial"/>
@@ -11604,7 +12718,81 @@
                 <w:szCs w:val="15"/>
                 <w14:ligatures w14:val="none"/>
               </w:rPr>
-              <w:t>Αποτέλεσμα</w:t>
+              <w:t>έλεγχος</w:t>
+            </w:r>
+            <w:proofErr w:type="spellEnd"/>
+          </w:p>
+        </w:tc>
+        <w:tc>
+          <w:tcPr>
+            <w:tcW w:w="1131" w:type="dxa"/>
+            <w:tcBorders>
+              <w:top w:val="single" w:sz="4" w:space="0" w:color="AAAAAA"/>
+              <w:left w:val="single" w:sz="4" w:space="0" w:color="AAAAAA"/>
+              <w:bottom w:val="single" w:sz="4" w:space="0" w:color="AAAAAA"/>
+              <w:right w:val="single" w:sz="4" w:space="0" w:color="AAAAAA"/>
+            </w:tcBorders>
+            <w:shd w:val="clear" w:color="auto" w:fill="1F3864"/>
+            <w:tcMar>
+              <w:top w:w="60" w:type="dxa"/>
+              <w:left w:w="120" w:type="dxa"/>
+              <w:bottom w:w="60" w:type="dxa"/>
+              <w:right w:w="120" w:type="dxa"/>
+            </w:tcMar>
+            <w:vAlign w:val="center"/>
+          </w:tcPr>
+          <w:p>
+            <w:pPr>
+              <w:spacing w:after="0" w:line="240" w:lineRule="auto"/>
+              <w:jc w:val="center"/>
+              <w:rPr>
+                <w:rFonts w:ascii="Arial" w:eastAsia="Arial" w:hAnsi="Arial" w:cs="Arial"/>
+                <w:kern w:val="0"/>
+                <w:sz w:val="20"/>
+                <w:szCs w:val="20"/>
+                <w14:ligatures w14:val="none"/>
+              </w:rPr>
+            </w:pPr>
+            <w:r>
+              <w:rPr>
+                <w:rFonts w:ascii="Arial" w:eastAsia="Arial" w:hAnsi="Arial" w:cs="Arial"/>
+                <w:b/>
+                <w:bCs/>
+                <w:color w:val="FFFFFF"/>
+                <w:kern w:val="0"/>
+                <w:sz w:val="15"/>
+                <w:szCs w:val="15"/>
+                <w14:ligatures w14:val="none"/>
+              </w:rPr>
+              <w:t>Απ</w:t>
+            </w:r>
+            <w:proofErr w:type="spellStart"/>
+            <w:r>
+              <w:rPr>
+                <w:rFonts w:ascii="Arial" w:eastAsia="Arial" w:hAnsi="Arial" w:cs="Arial"/>
+                <w:b/>
+                <w:bCs/>
+                <w:color w:val="FFFFFF"/>
+                <w:kern w:val="0"/>
+                <w:sz w:val="15"/>
+                <w:szCs w:val="15"/>
+                <w14:ligatures w14:val="none"/>
+              </w:rPr>
+              <w:t>οτέλεσμ</w:t>
+            </w:r>
+            <w:proofErr w:type="spellEnd"/>
+            <w:r>
+              <w:rPr>
+                <w:rFonts w:ascii="Arial" w:eastAsia="Arial" w:hAnsi="Arial" w:cs="Arial"/>
+                <w:b/>
+                <w:bCs/>
+                <w:color w:val="FFFFFF"/>
+                <w:kern w:val="0"/>
+                <w:sz w:val="15"/>
+                <w:szCs w:val="15"/>
+                <w14:ligatures w14:val="none"/>
+              </w:rPr>
+              <w:t>α</w:t>
             </w:r>
           </w:p>
         </w:tc>
@@ -17944,9 +19132,30 @@
       </w:pPr>
       <w:bookmarkStart w:id="25" w:name="_Toc230987672"/>
       <w:r>
-        <w:t>13. Πειραματική αξιολόγηση</w:t>
+        <w:t xml:space="preserve">13. </w:t>
+      </w:r>
+      <w:proofErr w:type="spellStart"/>
+      <w:r>
+        <w:t>Πειρ</w:t>
+      </w:r>
+      <w:proofErr w:type="spellEnd"/>
+      <w:r>
+        <w:t>αμα</w:t>
+      </w:r>
+      <w:proofErr w:type="spellStart"/>
+      <w:r>
+        <w:t>τική</w:t>
+      </w:r>
+      <w:proofErr w:type="spellEnd"/>
+      <w:r>
+        <w:t xml:space="preserve"> α</w:t>
+      </w:r>
+      <w:proofErr w:type="spellStart"/>
+      <w:r>
+        <w:t>ξιολόγηση</w:t>
       </w:r>
       <w:bookmarkEnd w:id="25"/>
+      <w:proofErr w:type="spellEnd"/>
     </w:p>
     <w:p/>
     <w:p>
@@ -17975,9 +19184,6 @@
     <w:p>
       <w:pPr>
         <w:spacing w:after="80"/>
-        <w:rPr>
-          <w:lang w:val="el-GR"/>
-        </w:rPr>
       </w:pPr>
       <w:r>
         <w:rPr>
@@ -18010,10 +19216,56 @@
         <w:rPr>
           <w:lang w:val="el-GR"/>
         </w:rPr>
-        <w:t xml:space="preserve">), και οι δύο τρόποι κανονικοποίησης, για κάθε υλοποίηση. </w:t>
-      </w:r>
-      <w:r>
-        <w:t>Speedup = T_serial / T_version. Throughput = 3 × file_size / total_time (GB/s).</w:t>
+        <w:t xml:space="preserve">), και οι δύο τρόποι </w:t>
+      </w:r>
+      <w:proofErr w:type="spellStart"/>
+      <w:r>
+        <w:rPr>
+          <w:lang w:val="el-GR"/>
+        </w:rPr>
+        <w:t>κανονικοποίησης</w:t>
+      </w:r>
+      <w:proofErr w:type="spellEnd"/>
+      <w:r>
+        <w:rPr>
+          <w:lang w:val="el-GR"/>
+        </w:rPr>
+        <w:t xml:space="preserve">, για κάθε υλοποίηση. </w:t>
+      </w:r>
+      <w:r>
+        <w:t xml:space="preserve">Speedup = </w:t>
+      </w:r>
+      <w:proofErr w:type="spellStart"/>
+      <w:r>
+        <w:t>T_serial</w:t>
+      </w:r>
+      <w:proofErr w:type="spellEnd"/>
+      <w:r>
+        <w:t xml:space="preserve"> / </w:t>
+      </w:r>
+      <w:proofErr w:type="spellStart"/>
+      <w:r>
+        <w:t>T_version</w:t>
+      </w:r>
+      <w:proofErr w:type="spellEnd"/>
+      <w:r>
+        <w:t xml:space="preserve">. Throughput = 3 × </w:t>
+      </w:r>
+      <w:proofErr w:type="spellStart"/>
+      <w:r>
+        <w:t>file_size</w:t>
+      </w:r>
+      <w:proofErr w:type="spellEnd"/>
+      <w:r>
+        <w:t xml:space="preserve"> / </w:t>
+      </w:r>
+      <w:proofErr w:type="spellStart"/>
+      <w:r>
+        <w:t>total_time</w:t>
+      </w:r>
+      <w:proofErr w:type="spellEnd"/>
+      <w:r>
+        <w:t xml:space="preserve"> (GB/s).</w:t>
       </w:r>
     </w:p>
     <w:p>
@@ -18024,13 +19276,7 @@
         <w:rPr>
           <w:lang w:val="el-GR"/>
         </w:rPr>
-        <w:t>Κ</w:t>
-      </w:r>
-      <w:r>
-        <w:rPr>
-          <w:lang w:val="el-GR"/>
-        </w:rPr>
-        <w:t>αταγράφονται</w:t>
+        <w:t>Καταγράφονται</w:t>
       </w:r>
       <w:r>
         <w:t xml:space="preserve"> </w:t>
@@ -18299,6 +19545,7 @@
                 <w14:ligatures w14:val="none"/>
               </w:rPr>
             </w:pPr>
+            <w:proofErr w:type="spellStart"/>
             <w:r>
               <w:rPr>
                 <w:rFonts w:ascii="Arial" w:eastAsia="Arial" w:hAnsi="Arial" w:cs="Arial"/>
@@ -18312,6 +19559,7 @@
               </w:rPr>
               <w:t>Έκδοση</w:t>
             </w:r>
+            <w:proofErr w:type="spellEnd"/>
           </w:p>
         </w:tc>
         <w:tc>
@@ -21494,7 +22742,31 @@
         <w:t>και</w:t>
       </w:r>
       <w:r>
-        <w:t xml:space="preserve"> minmax. Speedup = T_serial / T_OpenMP(n). Efficiency = (speedup / n )× 100%.</w:t>
+        <w:t xml:space="preserve"> minmax. Speedup = </w:t>
+      </w:r>
+      <w:proofErr w:type="spellStart"/>
+      <w:r>
+        <w:t>T_serial</w:t>
+      </w:r>
+      <w:proofErr w:type="spellEnd"/>
+      <w:r>
+        <w:t xml:space="preserve"> / </w:t>
+      </w:r>
+      <w:proofErr w:type="spellStart"/>
+      <w:r>
+        <w:t>T_OpenMP</w:t>
+      </w:r>
+      <w:proofErr w:type="spellEnd"/>
+      <w:r>
+        <w:t xml:space="preserve">(n). Efficiency = (speedup / </w:t>
+      </w:r>
+      <w:proofErr w:type="gramStart"/>
+      <w:r>
+        <w:t>n )</w:t>
+      </w:r>
+      <w:proofErr w:type="gramEnd"/>
+      <w:r>
+        <w:t>× 100%.</w:t>
       </w:r>
     </w:p>
     <w:p>
@@ -31597,7 +32869,6 @@
           <w:kern w:val="0"/>
           <w:sz w:val="18"/>
           <w:szCs w:val="18"/>
-          <w:lang w:val="el-GR"/>
           <w14:ligatures w14:val="none"/>
         </w:rPr>
       </w:pPr>
@@ -31609,7 +32880,51 @@
           <w:szCs w:val="18"/>
           <w14:ligatures w14:val="none"/>
         </w:rPr>
-        <w:t xml:space="preserve">Processes: 1, 2, 4, 8, 16, 24 — για Medium (5M×64) και Large (10M×128), και για standard και minmax. </w:t>
+        <w:t xml:space="preserve">Processes: 1, 2, 4, 8, 16, 24 — </w:t>
+      </w:r>
+      <w:proofErr w:type="spellStart"/>
+      <w:r>
+        <w:rPr>
+          <w:rFonts w:ascii="Arial" w:eastAsia="Arial" w:hAnsi="Arial" w:cs="Arial"/>
+          <w:kern w:val="0"/>
+          <w:sz w:val="18"/>
+          <w:szCs w:val="18"/>
+          <w14:ligatures w14:val="none"/>
+        </w:rPr>
+        <w:t>γι</w:t>
+      </w:r>
+      <w:proofErr w:type="spellEnd"/>
+      <w:r>
+        <w:rPr>
+          <w:rFonts w:ascii="Arial" w:eastAsia="Arial" w:hAnsi="Arial" w:cs="Arial"/>
+          <w:kern w:val="0"/>
+          <w:sz w:val="18"/>
+          <w:szCs w:val="18"/>
+          <w14:ligatures w14:val="none"/>
+        </w:rPr>
+        <w:t xml:space="preserve">α Medium (5M×64) και Large (10M×128), και </w:t>
+      </w:r>
+      <w:proofErr w:type="spellStart"/>
+      <w:r>
+        <w:rPr>
+          <w:rFonts w:ascii="Arial" w:eastAsia="Arial" w:hAnsi="Arial" w:cs="Arial"/>
+          <w:kern w:val="0"/>
+          <w:sz w:val="18"/>
+          <w:szCs w:val="18"/>
+          <w14:ligatures w14:val="none"/>
+        </w:rPr>
+        <w:t>γι</w:t>
+      </w:r>
+      <w:proofErr w:type="spellEnd"/>
+      <w:r>
+        <w:rPr>
+          <w:rFonts w:ascii="Arial" w:eastAsia="Arial" w:hAnsi="Arial" w:cs="Arial"/>
+          <w:kern w:val="0"/>
+          <w:sz w:val="18"/>
+          <w:szCs w:val="18"/>
+          <w14:ligatures w14:val="none"/>
+        </w:rPr>
+        <w:t xml:space="preserve">α standard και minmax. </w:t>
       </w:r>
     </w:p>
     <w:p>
@@ -31620,7 +32935,6 @@
           <w:kern w:val="0"/>
           <w:sz w:val="20"/>
           <w:szCs w:val="20"/>
-          <w:lang w:val="el-GR"/>
           <w14:ligatures w14:val="none"/>
         </w:rPr>
       </w:pPr>
@@ -39150,7 +40464,31 @@
           <w:lang w:val="el-GR"/>
           <w14:ligatures w14:val="none"/>
         </w:rPr>
-        <w:t xml:space="preserve">×128) και τους δύο τρόπους κανονικοποίησης. </w:t>
+        <w:t xml:space="preserve">×128) και τους δύο τρόπους </w:t>
+      </w:r>
+      <w:proofErr w:type="spellStart"/>
+      <w:r>
+        <w:rPr>
+          <w:rFonts w:ascii="Arial" w:eastAsia="Arial" w:hAnsi="Arial" w:cs="Arial"/>
+          <w:kern w:val="0"/>
+          <w:sz w:val="18"/>
+          <w:szCs w:val="18"/>
+          <w:lang w:val="el-GR"/>
+          <w14:ligatures w14:val="none"/>
+        </w:rPr>
+        <w:t>κανονικοποίησης</w:t>
+      </w:r>
+      <w:proofErr w:type="spellEnd"/>
+      <w:r>
+        <w:rPr>
+          <w:rFonts w:ascii="Arial" w:eastAsia="Arial" w:hAnsi="Arial" w:cs="Arial"/>
+          <w:kern w:val="0"/>
+          <w:sz w:val="18"/>
+          <w:szCs w:val="18"/>
+          <w:lang w:val="el-GR"/>
+          <w14:ligatures w14:val="none"/>
+        </w:rPr>
+        <w:t xml:space="preserve">. </w:t>
       </w:r>
       <w:r>
         <w:rPr>
@@ -39750,7 +41088,35 @@
                 <w:szCs w:val="15"/>
                 <w14:ligatures w14:val="none"/>
               </w:rPr>
-              <w:t>Total wall  (s)</w:t>
+              <w:t xml:space="preserve">Total </w:t>
+            </w:r>
+            <w:proofErr w:type="gramStart"/>
+            <w:r>
+              <w:rPr>
+                <w:rFonts w:ascii="Arial" w:eastAsia="Arial" w:hAnsi="Arial" w:cs="Arial"/>
+                <w:b/>
+                <w:bCs/>
+                <w:color w:val="FFFFFF"/>
+                <w:kern w:val="0"/>
+                <w:sz w:val="15"/>
+                <w:szCs w:val="15"/>
+                <w14:ligatures w14:val="none"/>
+              </w:rPr>
+              <w:t>wall  (</w:t>
+            </w:r>
+            <w:proofErr w:type="gramEnd"/>
+            <w:r>
+              <w:rPr>
+                <w:rFonts w:ascii="Arial" w:eastAsia="Arial" w:hAnsi="Arial" w:cs="Arial"/>
+                <w:b/>
+                <w:bCs/>
+                <w:color w:val="FFFFFF"/>
+                <w:kern w:val="0"/>
+                <w:sz w:val="15"/>
+                <w:szCs w:val="15"/>
+                <w14:ligatures w14:val="none"/>
+              </w:rPr>
+              <w:t>s)</w:t>
             </w:r>
           </w:p>
         </w:tc>
@@ -41191,7 +42557,21 @@
         <w:rPr>
           <w:lang w:val="el-GR"/>
         </w:rPr>
-        <w:t xml:space="preserve">Η εργασία αυτή υλοποίησε και αξιολόγησε πέντε εκδόσεις παράλληλης προεπεξεργασίας μεγάλων αριθμητικών δεδομένων: σειριακή, </w:t>
+        <w:t xml:space="preserve">Η εργασία αυτή υλοποίησε και αξιολόγησε πέντε εκδόσεις παράλληλης </w:t>
+      </w:r>
+      <w:proofErr w:type="spellStart"/>
+      <w:r>
+        <w:rPr>
+          <w:lang w:val="el-GR"/>
+        </w:rPr>
+        <w:t>προεπεξεργασίας</w:t>
+      </w:r>
+      <w:proofErr w:type="spellEnd"/>
+      <w:r>
+        <w:rPr>
+          <w:lang w:val="el-GR"/>
+        </w:rPr>
+        <w:t xml:space="preserve"> μεγάλων αριθμητικών δεδομένων: σειριακή, </w:t>
       </w:r>
       <w:r>
         <w:t>SIMD</w:t>
@@ -41254,7 +42634,21 @@
         <w:rPr>
           <w:lang w:val="el-GR"/>
         </w:rPr>
-        <w:t>, γεγονός που επηρεάζει καθοριστικά την αποτελεσματικότητα κάθε τεχνικής παραλληλοποίησης.</w:t>
+        <w:t xml:space="preserve">, γεγονός που επηρεάζει καθοριστικά την αποτελεσματικότητα κάθε τεχνικής </w:t>
+      </w:r>
+      <w:proofErr w:type="spellStart"/>
+      <w:r>
+        <w:rPr>
+          <w:lang w:val="el-GR"/>
+        </w:rPr>
+        <w:t>παραλληλοποίησης</w:t>
+      </w:r>
+      <w:proofErr w:type="spellEnd"/>
+      <w:r>
+        <w:rPr>
+          <w:lang w:val="el-GR"/>
+        </w:rPr>
+        <w:t>.</w:t>
       </w:r>
     </w:p>
     <w:p>
@@ -41611,9 +43005,11 @@
         </w:rPr>
         <w:t xml:space="preserve">, μεγάλα </w:t>
       </w:r>
+      <w:proofErr w:type="spellStart"/>
       <w:r>
         <w:t>stdio</w:t>
       </w:r>
+      <w:proofErr w:type="spellEnd"/>
       <w:r>
         <w:rPr>
           <w:lang w:val="el-GR"/>
@@ -41638,18 +43034,22 @@
         </w:rPr>
         <w:t xml:space="preserve"> και </w:t>
       </w:r>
+      <w:proofErr w:type="spellStart"/>
       <w:r>
         <w:t>posix</w:t>
       </w:r>
+      <w:proofErr w:type="spellEnd"/>
       <w:r>
         <w:rPr>
           <w:lang w:val="el-GR"/>
         </w:rPr>
         <w:t>_</w:t>
       </w:r>
+      <w:proofErr w:type="spellStart"/>
       <w:r>
         <w:t>fadvise</w:t>
       </w:r>
+      <w:proofErr w:type="spellEnd"/>
       <w:r>
         <w:rPr>
           <w:lang w:val="el-GR"/>
@@ -41917,7 +43317,21 @@
         <w:rPr>
           <w:lang w:val="el-GR"/>
         </w:rPr>
-        <w:t xml:space="preserve">, γεγονός που επιβεβαιώνει ότι η παραλληλοποίηση υπολογισμού δεν αρκεί για </w:t>
+        <w:t xml:space="preserve">, γεγονός που επιβεβαιώνει ότι η </w:t>
+      </w:r>
+      <w:proofErr w:type="spellStart"/>
+      <w:r>
+        <w:rPr>
+          <w:lang w:val="el-GR"/>
+        </w:rPr>
+        <w:t>παραλληλοποίηση</w:t>
+      </w:r>
+      <w:proofErr w:type="spellEnd"/>
+      <w:r>
+        <w:rPr>
+          <w:lang w:val="el-GR"/>
+        </w:rPr>
+        <w:t xml:space="preserve"> υπολογισμού δεν αρκεί για </w:t>
       </w:r>
       <w:r>
         <w:t>I</w:t>
@@ -42172,9 +43586,11 @@
         </w:rPr>
         <w:t>_</w:t>
       </w:r>
+      <w:proofErr w:type="spellStart"/>
       <w:r>
         <w:t>Allreduce</w:t>
       </w:r>
+      <w:proofErr w:type="spellEnd"/>
       <w:r>
         <w:rPr>
           <w:lang w:val="el-GR"/>
@@ -42452,9 +43868,11 @@
         </w:rPr>
         <w:t xml:space="preserve">100 δεν αξιοποιείται πλήρως. Σε ένα περιβάλλον με γρηγορότερο αποθηκευτικό σύστημα (π.χ. </w:t>
       </w:r>
+      <w:proofErr w:type="spellStart"/>
       <w:r>
         <w:t>NVMe</w:t>
       </w:r>
+      <w:proofErr w:type="spellEnd"/>
       <w:r>
         <w:rPr>
           <w:lang w:val="el-GR"/>
@@ -42552,7 +43970,35 @@
         <w:rPr>
           <w:lang w:val="el-GR"/>
         </w:rPr>
-        <w:t xml:space="preserve"> εφαρμογές, η αποτελεσματικότητα της παραλληλοποίησης εξαρτάται κυρίως από το αν και κατά πόσο παραλληλοποιείται και το </w:t>
+        <w:t xml:space="preserve"> εφαρμογές, η αποτελεσματικότητα της </w:t>
+      </w:r>
+      <w:proofErr w:type="spellStart"/>
+      <w:r>
+        <w:rPr>
+          <w:lang w:val="el-GR"/>
+        </w:rPr>
+        <w:t>παραλληλοποίησης</w:t>
+      </w:r>
+      <w:proofErr w:type="spellEnd"/>
+      <w:r>
+        <w:rPr>
+          <w:lang w:val="el-GR"/>
+        </w:rPr>
+        <w:t xml:space="preserve"> εξαρτάται κυρίως από το αν και κατά πόσο </w:t>
+      </w:r>
+      <w:proofErr w:type="spellStart"/>
+      <w:r>
+        <w:rPr>
+          <w:lang w:val="el-GR"/>
+        </w:rPr>
+        <w:t>παραλληλοποιείται</w:t>
+      </w:r>
+      <w:proofErr w:type="spellEnd"/>
+      <w:r>
+        <w:rPr>
+          <w:lang w:val="el-GR"/>
+        </w:rPr>
+        <w:t xml:space="preserve"> και το </w:t>
       </w:r>
       <w:r>
         <w:t>I</w:t>
@@ -42624,7 +44070,21 @@
         <w:rPr>
           <w:lang w:val="el-GR"/>
         </w:rPr>
-        <w:t xml:space="preserve"> το παραλληλοποίησε μέσω </w:t>
+        <w:t xml:space="preserve"> το </w:t>
+      </w:r>
+      <w:proofErr w:type="spellStart"/>
+      <w:r>
+        <w:rPr>
+          <w:lang w:val="el-GR"/>
+        </w:rPr>
+        <w:t>παραλληλοποίησε</w:t>
+      </w:r>
+      <w:proofErr w:type="spellEnd"/>
+      <w:r>
+        <w:rPr>
+          <w:lang w:val="el-GR"/>
+        </w:rPr>
+        <w:t xml:space="preserve"> μέσω </w:t>
       </w:r>
       <w:r>
         <w:t>MPI</w:t>
@@ -42669,7 +44129,21 @@
         <w:rPr>
           <w:lang w:val="el-GR"/>
         </w:rPr>
-        <w:t xml:space="preserve"> που δεν μπορούν να παρακάμψουν. Η επιλογή της καταλληλότερης τεχνικής παραλληλοποίησης πρέπει να βασίζεται στην ανάλυση του πραγματικού </w:t>
+        <w:t xml:space="preserve"> που δεν μπορούν να παρακάμψουν. Η επιλογή της καταλληλότερης τεχνικής </w:t>
+      </w:r>
+      <w:proofErr w:type="spellStart"/>
+      <w:r>
+        <w:rPr>
+          <w:lang w:val="el-GR"/>
+        </w:rPr>
+        <w:t>παραλληλοποίησης</w:t>
+      </w:r>
+      <w:proofErr w:type="spellEnd"/>
+      <w:r>
+        <w:rPr>
+          <w:lang w:val="el-GR"/>
+        </w:rPr>
+        <w:t xml:space="preserve"> πρέπει να βασίζεται στην ανάλυση του πραγματικού </w:t>
       </w:r>
       <w:r>
         <w:t>bottleneck</w:t>
@@ -42752,10 +44226,12 @@
         </w:rPr>
         <w:t xml:space="preserve"> μέσω </w:t>
       </w:r>
+      <w:proofErr w:type="spellStart"/>
       <w:r>
         <w:t>Makefile</w:t>
       </w:r>
       <w:bookmarkEnd w:id="32"/>
+      <w:proofErr w:type="spellEnd"/>
     </w:p>
     <w:p>
       <w:pPr>
@@ -42780,8 +44256,18 @@
           <w:sz w:val="18"/>
           <w:szCs w:val="18"/>
         </w:rPr>
-        <w:t>make scaler_serial</w:t>
-      </w:r>
+        <w:t xml:space="preserve">make </w:t>
+      </w:r>
+      <w:proofErr w:type="spellStart"/>
+      <w:r>
+        <w:rPr>
+          <w:rFonts w:ascii="Consolas" w:hAnsi="Consolas" w:cs="Consolas"/>
+          <w:sz w:val="18"/>
+          <w:szCs w:val="18"/>
+        </w:rPr>
+        <w:t>scaler_serial</w:t>
+      </w:r>
+      <w:proofErr w:type="spellEnd"/>
     </w:p>
     <w:p>
       <w:pPr>
@@ -42793,8 +44279,18 @@
           <w:sz w:val="18"/>
           <w:szCs w:val="18"/>
         </w:rPr>
-        <w:t>make scaler_simd</w:t>
-      </w:r>
+        <w:t xml:space="preserve">make </w:t>
+      </w:r>
+      <w:proofErr w:type="spellStart"/>
+      <w:r>
+        <w:rPr>
+          <w:rFonts w:ascii="Consolas" w:hAnsi="Consolas" w:cs="Consolas"/>
+          <w:sz w:val="18"/>
+          <w:szCs w:val="18"/>
+        </w:rPr>
+        <w:t>scaler_simd</w:t>
+      </w:r>
+      <w:proofErr w:type="spellEnd"/>
     </w:p>
     <w:p>
       <w:pPr>
@@ -42806,8 +44302,18 @@
           <w:sz w:val="18"/>
           <w:szCs w:val="18"/>
         </w:rPr>
-        <w:t>make scaler_openmp</w:t>
-      </w:r>
+        <w:t xml:space="preserve">make </w:t>
+      </w:r>
+      <w:proofErr w:type="spellStart"/>
+      <w:r>
+        <w:rPr>
+          <w:rFonts w:ascii="Consolas" w:hAnsi="Consolas" w:cs="Consolas"/>
+          <w:sz w:val="18"/>
+          <w:szCs w:val="18"/>
+        </w:rPr>
+        <w:t>scaler_openmp</w:t>
+      </w:r>
+      <w:proofErr w:type="spellEnd"/>
     </w:p>
     <w:p>
       <w:pPr>
@@ -42819,8 +44325,18 @@
           <w:sz w:val="18"/>
           <w:szCs w:val="18"/>
         </w:rPr>
-        <w:t>make scaler_mpi</w:t>
-      </w:r>
+        <w:t xml:space="preserve">make </w:t>
+      </w:r>
+      <w:proofErr w:type="spellStart"/>
+      <w:r>
+        <w:rPr>
+          <w:rFonts w:ascii="Consolas" w:hAnsi="Consolas" w:cs="Consolas"/>
+          <w:sz w:val="18"/>
+          <w:szCs w:val="18"/>
+        </w:rPr>
+        <w:t>scaler_mpi</w:t>
+      </w:r>
+      <w:proofErr w:type="spellEnd"/>
     </w:p>
     <w:p>
       <w:pPr>
@@ -42832,22 +44348,42 @@
           <w:sz w:val="18"/>
           <w:szCs w:val="18"/>
         </w:rPr>
-        <w:t>make scaler_cuda</w:t>
-      </w:r>
+        <w:t xml:space="preserve">make </w:t>
+      </w:r>
+      <w:proofErr w:type="spellStart"/>
+      <w:r>
+        <w:rPr>
+          <w:rFonts w:ascii="Consolas" w:hAnsi="Consolas" w:cs="Consolas"/>
+          <w:sz w:val="18"/>
+          <w:szCs w:val="18"/>
+        </w:rPr>
+        <w:t>scaler_cuda</w:t>
+      </w:r>
+      <w:proofErr w:type="spellEnd"/>
     </w:p>
     <w:p>
       <w:pPr>
         <w:pStyle w:val="Heading2"/>
         <w:spacing w:before="120" w:after="90"/>
-        <w:rPr>
-          <w:lang w:val="el-GR"/>
-        </w:rPr>
       </w:pPr>
       <w:bookmarkStart w:id="33" w:name="_Toc230987680"/>
       <w:r>
-        <w:t>Παραγωγή δεδομένων</w:t>
+        <w:t>Παρα</w:t>
+      </w:r>
+      <w:proofErr w:type="spellStart"/>
+      <w:r>
+        <w:t>γωγή</w:t>
+      </w:r>
+      <w:proofErr w:type="spellEnd"/>
+      <w:r>
+        <w:t xml:space="preserve"> </w:t>
+      </w:r>
+      <w:proofErr w:type="spellStart"/>
+      <w:r>
+        <w:t>δεδομένων</w:t>
       </w:r>
       <w:bookmarkEnd w:id="33"/>
+      <w:proofErr w:type="spellEnd"/>
     </w:p>
     <w:p>
       <w:pPr>
@@ -42864,15 +44400,7 @@
           <w:sz w:val="18"/>
           <w:szCs w:val="18"/>
         </w:rPr>
-        <w:t>make gen-data</w:t>
-      </w:r>
-      <w:r>
-        <w:rPr>
-          <w:rFonts w:ascii="Consolas" w:hAnsi="Consolas" w:cs="Consolas"/>
-          <w:sz w:val="18"/>
-          <w:szCs w:val="18"/>
-        </w:rPr>
-        <w:t xml:space="preserve"> (</w:t>
+        <w:t>make gen-data (</w:t>
       </w:r>
       <w:r>
         <w:rPr>
@@ -42962,10 +44490,20 @@
         <w:spacing w:before="120" w:after="90"/>
       </w:pPr>
       <w:bookmarkStart w:id="34" w:name="_Toc230987681"/>
-      <w:r>
-        <w:t>Εκτέλεση εκδόσεων</w:t>
+      <w:proofErr w:type="spellStart"/>
+      <w:r>
+        <w:t>Εκτέλεση</w:t>
+      </w:r>
+      <w:proofErr w:type="spellEnd"/>
+      <w:r>
+        <w:t xml:space="preserve"> </w:t>
+      </w:r>
+      <w:proofErr w:type="spellStart"/>
+      <w:r>
+        <w:t>εκδόσεων</w:t>
       </w:r>
       <w:bookmarkEnd w:id="34"/>
+      <w:proofErr w:type="spellEnd"/>
     </w:p>
     <w:p>
       <w:pPr>
@@ -42982,23 +44520,7 @@
           <w:sz w:val="18"/>
           <w:szCs w:val="18"/>
         </w:rPr>
-        <w:t xml:space="preserve">make </w:t>
-      </w:r>
-      <w:r>
-        <w:rPr>
-          <w:rFonts w:ascii="Consolas" w:hAnsi="Consolas" w:cs="Consolas"/>
-          <w:sz w:val="18"/>
-          <w:szCs w:val="18"/>
-        </w:rPr>
-        <w:t>run-serial</w:t>
-      </w:r>
-      <w:r>
-        <w:rPr>
-          <w:rFonts w:ascii="Consolas" w:hAnsi="Consolas" w:cs="Consolas"/>
-          <w:sz w:val="18"/>
-          <w:szCs w:val="18"/>
-        </w:rPr>
-        <w:t xml:space="preserve"> (</w:t>
+        <w:t>make run-serial (</w:t>
       </w:r>
       <w:r>
         <w:rPr>
@@ -43058,7 +44580,25 @@
           <w:sz w:val="18"/>
           <w:szCs w:val="18"/>
         </w:rPr>
-        <w:t>make run-serial N=1000000 D=32 INPUT_DATA=data_1000000_32.bin OUT_DATA=out_serial_standard.bin MODE=standard BLOCKS=256000</w:t>
+        <w:t>make run-serial N=1000000 D=32 INPUT_DATA=data_1000000_32.bin OUT_DATA=</w:t>
+      </w:r>
+      <w:proofErr w:type="spellStart"/>
+      <w:r>
+        <w:rPr>
+          <w:rFonts w:ascii="Consolas" w:hAnsi="Consolas" w:cs="Consolas"/>
+          <w:sz w:val="18"/>
+          <w:szCs w:val="18"/>
+        </w:rPr>
+        <w:t>out_serial_standard.bin</w:t>
+      </w:r>
+      <w:proofErr w:type="spellEnd"/>
+      <w:r>
+        <w:rPr>
+          <w:rFonts w:ascii="Consolas" w:hAnsi="Consolas" w:cs="Consolas"/>
+          <w:sz w:val="18"/>
+          <w:szCs w:val="18"/>
+        </w:rPr>
+        <w:t xml:space="preserve"> MODE=standard BLOCKS=256000</w:t>
       </w:r>
     </w:p>
     <w:p>
@@ -43081,16 +44621,18 @@
           <w:sz w:val="18"/>
           <w:szCs w:val="18"/>
         </w:rPr>
-        <w:t>make run-s</w:t>
-      </w:r>
+        <w:t>make run-</w:t>
+      </w:r>
+      <w:proofErr w:type="spellStart"/>
       <w:r>
         <w:rPr>
           <w:rFonts w:ascii="Consolas" w:hAnsi="Consolas" w:cs="Consolas"/>
           <w:sz w:val="18"/>
           <w:szCs w:val="18"/>
         </w:rPr>
-        <w:t>imd</w:t>
-      </w:r>
+        <w:t>simd</w:t>
+      </w:r>
+      <w:proofErr w:type="spellEnd"/>
       <w:r>
         <w:rPr>
           <w:rFonts w:ascii="Consolas" w:hAnsi="Consolas" w:cs="Consolas"/>
@@ -43157,7 +44699,43 @@
           <w:sz w:val="18"/>
           <w:szCs w:val="18"/>
         </w:rPr>
-        <w:t>make run-simd N=1000000 D=32 INPUT_DATA=data_1000000_32.bin OUT_DATA=out_simd_standard.bin MODE=standard BLOCKS=256000</w:t>
+        <w:t>make run-</w:t>
+      </w:r>
+      <w:proofErr w:type="spellStart"/>
+      <w:r>
+        <w:rPr>
+          <w:rFonts w:ascii="Consolas" w:hAnsi="Consolas" w:cs="Consolas"/>
+          <w:sz w:val="18"/>
+          <w:szCs w:val="18"/>
+        </w:rPr>
+        <w:t>simd</w:t>
+      </w:r>
+      <w:proofErr w:type="spellEnd"/>
+      <w:r>
+        <w:rPr>
+          <w:rFonts w:ascii="Consolas" w:hAnsi="Consolas" w:cs="Consolas"/>
+          <w:sz w:val="18"/>
+          <w:szCs w:val="18"/>
+        </w:rPr>
+        <w:t xml:space="preserve"> N=1000000 D=32 INPUT_DATA=data_1000000_32.bin OUT_DATA=</w:t>
+      </w:r>
+      <w:proofErr w:type="spellStart"/>
+      <w:r>
+        <w:rPr>
+          <w:rFonts w:ascii="Consolas" w:hAnsi="Consolas" w:cs="Consolas"/>
+          <w:sz w:val="18"/>
+          <w:szCs w:val="18"/>
+        </w:rPr>
+        <w:t>out_simd_standard.bin</w:t>
+      </w:r>
+      <w:proofErr w:type="spellEnd"/>
+      <w:r>
+        <w:rPr>
+          <w:rFonts w:ascii="Consolas" w:hAnsi="Consolas" w:cs="Consolas"/>
+          <w:sz w:val="18"/>
+          <w:szCs w:val="18"/>
+        </w:rPr>
+        <w:t xml:space="preserve"> MODE=standard BLOCKS=256000</w:t>
       </w:r>
     </w:p>
     <w:p>
@@ -43182,6 +44760,7 @@
         </w:rPr>
         <w:t>make run-</w:t>
       </w:r>
+      <w:proofErr w:type="spellStart"/>
       <w:r>
         <w:rPr>
           <w:rFonts w:ascii="Consolas" w:hAnsi="Consolas" w:cs="Consolas"/>
@@ -43190,6 +44769,7 @@
         </w:rPr>
         <w:t>openmp</w:t>
       </w:r>
+      <w:proofErr w:type="spellEnd"/>
       <w:r>
         <w:rPr>
           <w:rFonts w:ascii="Consolas" w:hAnsi="Consolas" w:cs="Consolas"/>
@@ -43256,7 +44836,43 @@
           <w:sz w:val="18"/>
           <w:szCs w:val="18"/>
         </w:rPr>
-        <w:t>make run-openmp OMP_THREADS=16 N=1000000 D=32 INPUT_DATA=data_1000000_32.bin OUT_DATA=out_openmp_standard.bin MODE=standard BLOCKS=256000</w:t>
+        <w:t>make run-</w:t>
+      </w:r>
+      <w:proofErr w:type="spellStart"/>
+      <w:r>
+        <w:rPr>
+          <w:rFonts w:ascii="Consolas" w:hAnsi="Consolas" w:cs="Consolas"/>
+          <w:sz w:val="18"/>
+          <w:szCs w:val="18"/>
+        </w:rPr>
+        <w:t>openmp</w:t>
+      </w:r>
+      <w:proofErr w:type="spellEnd"/>
+      <w:r>
+        <w:rPr>
+          <w:rFonts w:ascii="Consolas" w:hAnsi="Consolas" w:cs="Consolas"/>
+          <w:sz w:val="18"/>
+          <w:szCs w:val="18"/>
+        </w:rPr>
+        <w:t xml:space="preserve"> OMP_THREADS=16 N=1000000 D=32 INPUT_DATA=data_1000000_32.bin OUT_DATA=</w:t>
+      </w:r>
+      <w:proofErr w:type="spellStart"/>
+      <w:r>
+        <w:rPr>
+          <w:rFonts w:ascii="Consolas" w:hAnsi="Consolas" w:cs="Consolas"/>
+          <w:sz w:val="18"/>
+          <w:szCs w:val="18"/>
+        </w:rPr>
+        <w:t>out_openmp_standard.bin</w:t>
+      </w:r>
+      <w:proofErr w:type="spellEnd"/>
+      <w:r>
+        <w:rPr>
+          <w:rFonts w:ascii="Consolas" w:hAnsi="Consolas" w:cs="Consolas"/>
+          <w:sz w:val="18"/>
+          <w:szCs w:val="18"/>
+        </w:rPr>
+        <w:t xml:space="preserve"> MODE=standard BLOCKS=256000</w:t>
       </w:r>
     </w:p>
     <w:p>
@@ -43286,6 +44902,7 @@
         </w:rPr>
         <w:t>make run-</w:t>
       </w:r>
+      <w:proofErr w:type="spellStart"/>
       <w:r>
         <w:rPr>
           <w:rFonts w:ascii="Consolas" w:hAnsi="Consolas" w:cs="Consolas"/>
@@ -43294,6 +44911,7 @@
         </w:rPr>
         <w:t>mpi</w:t>
       </w:r>
+      <w:proofErr w:type="spellEnd"/>
       <w:r>
         <w:rPr>
           <w:rFonts w:ascii="Consolas" w:hAnsi="Consolas" w:cs="Consolas"/>
@@ -43360,7 +44978,43 @@
           <w:sz w:val="18"/>
           <w:szCs w:val="18"/>
         </w:rPr>
-        <w:t>make run-mpi NP=8 N=1000000 D=32 INPUT_DATA=data_1000000_32.bin OUT_DATA=out_mpi_standard.bin MODE=standard BLOCKS=256000</w:t>
+        <w:t>make run-</w:t>
+      </w:r>
+      <w:proofErr w:type="spellStart"/>
+      <w:r>
+        <w:rPr>
+          <w:rFonts w:ascii="Consolas" w:hAnsi="Consolas" w:cs="Consolas"/>
+          <w:sz w:val="18"/>
+          <w:szCs w:val="18"/>
+        </w:rPr>
+        <w:t>mpi</w:t>
+      </w:r>
+      <w:proofErr w:type="spellEnd"/>
+      <w:r>
+        <w:rPr>
+          <w:rFonts w:ascii="Consolas" w:hAnsi="Consolas" w:cs="Consolas"/>
+          <w:sz w:val="18"/>
+          <w:szCs w:val="18"/>
+        </w:rPr>
+        <w:t xml:space="preserve"> NP=8 N=1000000 D=32 INPUT_DATA=data_1000000_32.bin OUT_DATA=</w:t>
+      </w:r>
+      <w:proofErr w:type="spellStart"/>
+      <w:r>
+        <w:rPr>
+          <w:rFonts w:ascii="Consolas" w:hAnsi="Consolas" w:cs="Consolas"/>
+          <w:sz w:val="18"/>
+          <w:szCs w:val="18"/>
+        </w:rPr>
+        <w:t>out_mpi_standard.bin</w:t>
+      </w:r>
+      <w:proofErr w:type="spellEnd"/>
+      <w:r>
+        <w:rPr>
+          <w:rFonts w:ascii="Consolas" w:hAnsi="Consolas" w:cs="Consolas"/>
+          <w:sz w:val="18"/>
+          <w:szCs w:val="18"/>
+        </w:rPr>
+        <w:t xml:space="preserve"> MODE=standard BLOCKS=256000</w:t>
       </w:r>
     </w:p>
     <w:p>
@@ -43390,6 +45044,7 @@
         </w:rPr>
         <w:t>make run-</w:t>
       </w:r>
+      <w:proofErr w:type="spellStart"/>
       <w:r>
         <w:rPr>
           <w:rFonts w:ascii="Consolas" w:hAnsi="Consolas" w:cs="Consolas"/>
@@ -43398,6 +45053,7 @@
         </w:rPr>
         <w:t>cuda</w:t>
       </w:r>
+      <w:proofErr w:type="spellEnd"/>
       <w:r>
         <w:rPr>
           <w:rFonts w:ascii="Consolas" w:hAnsi="Consolas" w:cs="Consolas"/>
@@ -43459,16 +45115,58 @@
           <w:sz w:val="18"/>
           <w:szCs w:val="18"/>
         </w:rPr>
-        <w:t>make run-cuda N=1000000 D=32 INPUT_DATA=data_1000000_32.bin OUT_DATA=out_cuda_standard.bin MODE=standard BLOCKS=256000</w:t>
+        <w:t>make run-</w:t>
+      </w:r>
+      <w:proofErr w:type="spellStart"/>
+      <w:r>
+        <w:rPr>
+          <w:rFonts w:ascii="Consolas" w:hAnsi="Consolas" w:cs="Consolas"/>
+          <w:sz w:val="18"/>
+          <w:szCs w:val="18"/>
+        </w:rPr>
+        <w:t>cuda</w:t>
+      </w:r>
+      <w:proofErr w:type="spellEnd"/>
+      <w:r>
+        <w:rPr>
+          <w:rFonts w:ascii="Consolas" w:hAnsi="Consolas" w:cs="Consolas"/>
+          <w:sz w:val="18"/>
+          <w:szCs w:val="18"/>
+        </w:rPr>
+        <w:t xml:space="preserve"> N=1000000 D=32 INPUT_DATA=data_1000000_32.bin OUT_DATA=</w:t>
+      </w:r>
+      <w:proofErr w:type="spellStart"/>
+      <w:r>
+        <w:rPr>
+          <w:rFonts w:ascii="Consolas" w:hAnsi="Consolas" w:cs="Consolas"/>
+          <w:sz w:val="18"/>
+          <w:szCs w:val="18"/>
+        </w:rPr>
+        <w:t>out_cuda_standard.bin</w:t>
+      </w:r>
+      <w:proofErr w:type="spellEnd"/>
+      <w:r>
+        <w:rPr>
+          <w:rFonts w:ascii="Consolas" w:hAnsi="Consolas" w:cs="Consolas"/>
+          <w:sz w:val="18"/>
+          <w:szCs w:val="18"/>
+        </w:rPr>
+        <w:t xml:space="preserve"> MODE=standard BLOCKS=256000</w:t>
       </w:r>
     </w:p>
     <w:p>
       <w:pPr>
         <w:pStyle w:val="Heading2"/>
         <w:spacing w:before="120" w:after="90"/>
+        <w:rPr>
+          <w:lang w:val="el-GR"/>
+        </w:rPr>
       </w:pPr>
       <w:bookmarkStart w:id="35" w:name="_Toc230987682"/>
       <w:r>
+        <w:rPr>
+          <w:lang w:val="el-GR"/>
+        </w:rPr>
         <w:t>Έλεγχος ορθότητας</w:t>
       </w:r>
       <w:bookmarkEnd w:id="35"/>
@@ -43559,16 +45257,7 @@
           <w:szCs w:val="18"/>
           <w:lang w:val="el-GR"/>
         </w:rPr>
-        <w:t>τιμές</w:t>
-      </w:r>
-      <w:r>
-        <w:rPr>
-          <w:rFonts w:ascii="Consolas" w:hAnsi="Consolas" w:cs="Consolas"/>
-          <w:sz w:val="18"/>
-          <w:szCs w:val="18"/>
-          <w:lang w:val="el-GR"/>
-        </w:rPr>
-        <w:t>,</w:t>
+        <w:t>τιμές,</w:t>
       </w:r>
       <w:r>
         <w:rPr>
@@ -43634,7 +45323,25 @@
           <w:sz w:val="18"/>
           <w:szCs w:val="18"/>
         </w:rPr>
-        <w:t>make verify N=1000000 D=32 INPUT_DATA=data_1000000_32.bin OUT_DATA=out_serial_standard.bin MODE=standard DTYPE=float64 BLOCKS=256000</w:t>
+        <w:t>make verify N=1000000 D=32 INPUT_DATA=data_1000000_32.bin OUT_DATA=</w:t>
+      </w:r>
+      <w:proofErr w:type="spellStart"/>
+      <w:r>
+        <w:rPr>
+          <w:rFonts w:ascii="Consolas" w:hAnsi="Consolas" w:cs="Consolas"/>
+          <w:sz w:val="18"/>
+          <w:szCs w:val="18"/>
+        </w:rPr>
+        <w:t>out_serial_standard.bin</w:t>
+      </w:r>
+      <w:proofErr w:type="spellEnd"/>
+      <w:r>
+        <w:rPr>
+          <w:rFonts w:ascii="Consolas" w:hAnsi="Consolas" w:cs="Consolas"/>
+          <w:sz w:val="18"/>
+          <w:szCs w:val="18"/>
+        </w:rPr>
+        <w:t xml:space="preserve"> MODE=standard DTYPE=float64 BLOCKS=256000</w:t>
       </w:r>
     </w:p>
     <w:p>
@@ -43647,7 +45354,25 @@
           <w:sz w:val="18"/>
           <w:szCs w:val="18"/>
         </w:rPr>
-        <w:t>make verify N=1000000 D=32 INPUT_DATA=data_1000000_32.bin OUT_DATA=out_cuda_standard.bin MODE=standard DTYPE=float64 BLOCKS=256000</w:t>
+        <w:t>make verify N=1000000 D=32 INPUT_DATA=data_1000000_32.bin OUT_DATA=</w:t>
+      </w:r>
+      <w:proofErr w:type="spellStart"/>
+      <w:r>
+        <w:rPr>
+          <w:rFonts w:ascii="Consolas" w:hAnsi="Consolas" w:cs="Consolas"/>
+          <w:sz w:val="18"/>
+          <w:szCs w:val="18"/>
+        </w:rPr>
+        <w:t>out_cuda_standard.bin</w:t>
+      </w:r>
+      <w:proofErr w:type="spellEnd"/>
+      <w:r>
+        <w:rPr>
+          <w:rFonts w:ascii="Consolas" w:hAnsi="Consolas" w:cs="Consolas"/>
+          <w:sz w:val="18"/>
+          <w:szCs w:val="18"/>
+        </w:rPr>
+        <w:t xml:space="preserve"> MODE=standard DTYPE=float64 BLOCKS=256000</w:t>
       </w:r>
     </w:p>
     <w:p>
@@ -43656,10 +45381,44 @@
         <w:spacing w:before="120" w:after="90"/>
       </w:pPr>
       <w:bookmarkStart w:id="36" w:name="_Toc230987683"/>
-      <w:r>
-        <w:t>Άμεση μεταγλώττιση χωρίς Makefile</w:t>
+      <w:proofErr w:type="spellStart"/>
+      <w:r>
+        <w:t>Άμεση</w:t>
+      </w:r>
+      <w:proofErr w:type="spellEnd"/>
+      <w:r>
+        <w:t xml:space="preserve"> </w:t>
+      </w:r>
+      <w:proofErr w:type="spellStart"/>
+      <w:r>
+        <w:t>μετ</w:t>
+      </w:r>
+      <w:proofErr w:type="spellEnd"/>
+      <w:r>
+        <w:t>α</w:t>
+      </w:r>
+      <w:proofErr w:type="spellStart"/>
+      <w:r>
+        <w:t>γλώττιση</w:t>
+      </w:r>
+      <w:proofErr w:type="spellEnd"/>
+      <w:r>
+        <w:t xml:space="preserve"> </w:t>
+      </w:r>
+      <w:proofErr w:type="spellStart"/>
+      <w:r>
+        <w:t>χωρίς</w:t>
+      </w:r>
+      <w:proofErr w:type="spellEnd"/>
+      <w:r>
+        <w:t xml:space="preserve"> </w:t>
+      </w:r>
+      <w:proofErr w:type="spellStart"/>
+      <w:r>
+        <w:t>Makefile</w:t>
       </w:r>
       <w:bookmarkEnd w:id="36"/>
+      <w:proofErr w:type="spellEnd"/>
     </w:p>
     <w:p>
       <w:pPr>
@@ -43671,7 +45430,43 @@
           <w:sz w:val="18"/>
           <w:szCs w:val="18"/>
         </w:rPr>
-        <w:t>g++ -std=c++17 -O2 -Wall -o scaler_serial Scaler_Serial.cpp</w:t>
+        <w:t>g++ -std=</w:t>
+      </w:r>
+      <w:proofErr w:type="spellStart"/>
+      <w:r>
+        <w:rPr>
+          <w:rFonts w:ascii="Consolas" w:hAnsi="Consolas" w:cs="Consolas"/>
+          <w:sz w:val="18"/>
+          <w:szCs w:val="18"/>
+        </w:rPr>
+        <w:t>c++</w:t>
+      </w:r>
+      <w:proofErr w:type="spellEnd"/>
+      <w:r>
+        <w:rPr>
+          <w:rFonts w:ascii="Consolas" w:hAnsi="Consolas" w:cs="Consolas"/>
+          <w:sz w:val="18"/>
+          <w:szCs w:val="18"/>
+        </w:rPr>
+        <w:t xml:space="preserve">17 -O2 -Wall -o </w:t>
+      </w:r>
+      <w:proofErr w:type="spellStart"/>
+      <w:r>
+        <w:rPr>
+          <w:rFonts w:ascii="Consolas" w:hAnsi="Consolas" w:cs="Consolas"/>
+          <w:sz w:val="18"/>
+          <w:szCs w:val="18"/>
+        </w:rPr>
+        <w:t>scaler_serial</w:t>
+      </w:r>
+      <w:proofErr w:type="spellEnd"/>
+      <w:r>
+        <w:rPr>
+          <w:rFonts w:ascii="Consolas" w:hAnsi="Consolas" w:cs="Consolas"/>
+          <w:sz w:val="18"/>
+          <w:szCs w:val="18"/>
+        </w:rPr>
+        <w:t xml:space="preserve"> Scaler_Serial.cpp</w:t>
       </w:r>
     </w:p>
     <w:p>
@@ -43684,7 +45479,79 @@
           <w:sz w:val="18"/>
           <w:szCs w:val="18"/>
         </w:rPr>
-        <w:t>g++ -std=c++17 -O3 -Wall -mavx2 -mfma -march=native -pthread -o scaler_simd Scaler_SIMD.cpp</w:t>
+        <w:t>g++ -std=</w:t>
+      </w:r>
+      <w:proofErr w:type="spellStart"/>
+      <w:r>
+        <w:rPr>
+          <w:rFonts w:ascii="Consolas" w:hAnsi="Consolas" w:cs="Consolas"/>
+          <w:sz w:val="18"/>
+          <w:szCs w:val="18"/>
+        </w:rPr>
+        <w:t>c++</w:t>
+      </w:r>
+      <w:proofErr w:type="spellEnd"/>
+      <w:r>
+        <w:rPr>
+          <w:rFonts w:ascii="Consolas" w:hAnsi="Consolas" w:cs="Consolas"/>
+          <w:sz w:val="18"/>
+          <w:szCs w:val="18"/>
+        </w:rPr>
+        <w:t>17 -O3 -Wall -mavx2 -</w:t>
+      </w:r>
+      <w:proofErr w:type="spellStart"/>
+      <w:r>
+        <w:rPr>
+          <w:rFonts w:ascii="Consolas" w:hAnsi="Consolas" w:cs="Consolas"/>
+          <w:sz w:val="18"/>
+          <w:szCs w:val="18"/>
+        </w:rPr>
+        <w:t>mfma</w:t>
+      </w:r>
+      <w:proofErr w:type="spellEnd"/>
+      <w:r>
+        <w:rPr>
+          <w:rFonts w:ascii="Consolas" w:hAnsi="Consolas" w:cs="Consolas"/>
+          <w:sz w:val="18"/>
+          <w:szCs w:val="18"/>
+        </w:rPr>
+        <w:t xml:space="preserve"> -march=native -</w:t>
+      </w:r>
+      <w:proofErr w:type="spellStart"/>
+      <w:r>
+        <w:rPr>
+          <w:rFonts w:ascii="Consolas" w:hAnsi="Consolas" w:cs="Consolas"/>
+          <w:sz w:val="18"/>
+          <w:szCs w:val="18"/>
+        </w:rPr>
+        <w:t>pthread</w:t>
+      </w:r>
+      <w:proofErr w:type="spellEnd"/>
+      <w:r>
+        <w:rPr>
+          <w:rFonts w:ascii="Consolas" w:hAnsi="Consolas" w:cs="Consolas"/>
+          <w:sz w:val="18"/>
+          <w:szCs w:val="18"/>
+        </w:rPr>
+        <w:t xml:space="preserve"> -o </w:t>
+      </w:r>
+      <w:proofErr w:type="spellStart"/>
+      <w:r>
+        <w:rPr>
+          <w:rFonts w:ascii="Consolas" w:hAnsi="Consolas" w:cs="Consolas"/>
+          <w:sz w:val="18"/>
+          <w:szCs w:val="18"/>
+        </w:rPr>
+        <w:t>scaler_simd</w:t>
+      </w:r>
+      <w:proofErr w:type="spellEnd"/>
+      <w:r>
+        <w:rPr>
+          <w:rFonts w:ascii="Consolas" w:hAnsi="Consolas" w:cs="Consolas"/>
+          <w:sz w:val="18"/>
+          <w:szCs w:val="18"/>
+        </w:rPr>
+        <w:t xml:space="preserve"> Scaler_SIMD.cpp</w:t>
       </w:r>
     </w:p>
     <w:p>
@@ -43697,28 +45564,125 @@
           <w:sz w:val="18"/>
           <w:szCs w:val="18"/>
         </w:rPr>
-        <w:t>g++ -std=c++17 -O3 -Wall -fopenmp -o scaler_openmp Scaler_OpenMP.cpp</w:t>
+        <w:t>g++ -std=</w:t>
+      </w:r>
+      <w:proofErr w:type="spellStart"/>
+      <w:r>
+        <w:rPr>
+          <w:rFonts w:ascii="Consolas" w:hAnsi="Consolas" w:cs="Consolas"/>
+          <w:sz w:val="18"/>
+          <w:szCs w:val="18"/>
+        </w:rPr>
+        <w:t>c++</w:t>
+      </w:r>
+      <w:proofErr w:type="spellEnd"/>
+      <w:r>
+        <w:rPr>
+          <w:rFonts w:ascii="Consolas" w:hAnsi="Consolas" w:cs="Consolas"/>
+          <w:sz w:val="18"/>
+          <w:szCs w:val="18"/>
+        </w:rPr>
+        <w:t>17 -O3 -Wall -</w:t>
+      </w:r>
+      <w:proofErr w:type="spellStart"/>
+      <w:r>
+        <w:rPr>
+          <w:rFonts w:ascii="Consolas" w:hAnsi="Consolas" w:cs="Consolas"/>
+          <w:sz w:val="18"/>
+          <w:szCs w:val="18"/>
+        </w:rPr>
+        <w:t>fopenmp</w:t>
+      </w:r>
+      <w:proofErr w:type="spellEnd"/>
+      <w:r>
+        <w:rPr>
+          <w:rFonts w:ascii="Consolas" w:hAnsi="Consolas" w:cs="Consolas"/>
+          <w:sz w:val="18"/>
+          <w:szCs w:val="18"/>
+        </w:rPr>
+        <w:t xml:space="preserve"> -o </w:t>
+      </w:r>
+      <w:proofErr w:type="spellStart"/>
+      <w:r>
+        <w:rPr>
+          <w:rFonts w:ascii="Consolas" w:hAnsi="Consolas" w:cs="Consolas"/>
+          <w:sz w:val="18"/>
+          <w:szCs w:val="18"/>
+        </w:rPr>
+        <w:t>scaler_openmp</w:t>
+      </w:r>
+      <w:proofErr w:type="spellEnd"/>
+      <w:r>
+        <w:rPr>
+          <w:rFonts w:ascii="Consolas" w:hAnsi="Consolas" w:cs="Consolas"/>
+          <w:sz w:val="18"/>
+          <w:szCs w:val="18"/>
+        </w:rPr>
+        <w:t xml:space="preserve"> Scaler_OpenMP.cpp</w:t>
       </w:r>
     </w:p>
     <w:p>
       <w:pPr>
         <w:spacing w:after="40"/>
       </w:pPr>
+      <w:proofErr w:type="spellStart"/>
       <w:r>
         <w:rPr>
           <w:rFonts w:ascii="Consolas" w:hAnsi="Consolas" w:cs="Consolas"/>
           <w:sz w:val="18"/>
           <w:szCs w:val="18"/>
         </w:rPr>
-        <w:t>mpicxx -std=c++17 -O3 -Wall -o scaler_mpi Scaler_MPI.cpp</w:t>
+        <w:t>mpicxx</w:t>
+      </w:r>
+      <w:proofErr w:type="spellEnd"/>
+      <w:r>
+        <w:rPr>
+          <w:rFonts w:ascii="Consolas" w:hAnsi="Consolas" w:cs="Consolas"/>
+          <w:sz w:val="18"/>
+          <w:szCs w:val="18"/>
+        </w:rPr>
+        <w:t xml:space="preserve"> -std=</w:t>
+      </w:r>
+      <w:proofErr w:type="spellStart"/>
+      <w:r>
+        <w:rPr>
+          <w:rFonts w:ascii="Consolas" w:hAnsi="Consolas" w:cs="Consolas"/>
+          <w:sz w:val="18"/>
+          <w:szCs w:val="18"/>
+        </w:rPr>
+        <w:t>c++</w:t>
+      </w:r>
+      <w:proofErr w:type="spellEnd"/>
+      <w:r>
+        <w:rPr>
+          <w:rFonts w:ascii="Consolas" w:hAnsi="Consolas" w:cs="Consolas"/>
+          <w:sz w:val="18"/>
+          <w:szCs w:val="18"/>
+        </w:rPr>
+        <w:t xml:space="preserve">17 -O3 -Wall -o </w:t>
+      </w:r>
+      <w:proofErr w:type="spellStart"/>
+      <w:r>
+        <w:rPr>
+          <w:rFonts w:ascii="Consolas" w:hAnsi="Consolas" w:cs="Consolas"/>
+          <w:sz w:val="18"/>
+          <w:szCs w:val="18"/>
+        </w:rPr>
+        <w:t>scaler_mpi</w:t>
+      </w:r>
+      <w:proofErr w:type="spellEnd"/>
+      <w:r>
+        <w:rPr>
+          <w:rFonts w:ascii="Consolas" w:hAnsi="Consolas" w:cs="Consolas"/>
+          <w:sz w:val="18"/>
+          <w:szCs w:val="18"/>
+        </w:rPr>
+        <w:t xml:space="preserve"> Scaler_MPI.cpp</w:t>
       </w:r>
     </w:p>
     <w:p>
       <w:pPr>
         <w:spacing w:after="40"/>
-        <w:rPr>
-          <w:lang w:val="el-GR"/>
-        </w:rPr>
       </w:pPr>
       <w:r>
         <w:rPr>
@@ -43726,7 +45690,79 @@
           <w:sz w:val="18"/>
           <w:szCs w:val="18"/>
         </w:rPr>
-        <w:t>/usr/local/cuda-12.2/bin/nvcc -std=c++17 -O3 -arch=sm_70 -o scaler_cuda Scaler_CUDA.cu</w:t>
+        <w:t>/</w:t>
+      </w:r>
+      <w:proofErr w:type="spellStart"/>
+      <w:r>
+        <w:rPr>
+          <w:rFonts w:ascii="Consolas" w:hAnsi="Consolas" w:cs="Consolas"/>
+          <w:sz w:val="18"/>
+          <w:szCs w:val="18"/>
+        </w:rPr>
+        <w:t>usr</w:t>
+      </w:r>
+      <w:proofErr w:type="spellEnd"/>
+      <w:r>
+        <w:rPr>
+          <w:rFonts w:ascii="Consolas" w:hAnsi="Consolas" w:cs="Consolas"/>
+          <w:sz w:val="18"/>
+          <w:szCs w:val="18"/>
+        </w:rPr>
+        <w:t>/local/cuda-12.2/bin/</w:t>
+      </w:r>
+      <w:proofErr w:type="spellStart"/>
+      <w:r>
+        <w:rPr>
+          <w:rFonts w:ascii="Consolas" w:hAnsi="Consolas" w:cs="Consolas"/>
+          <w:sz w:val="18"/>
+          <w:szCs w:val="18"/>
+        </w:rPr>
+        <w:t>nvcc</w:t>
+      </w:r>
+      <w:proofErr w:type="spellEnd"/>
+      <w:r>
+        <w:rPr>
+          <w:rFonts w:ascii="Consolas" w:hAnsi="Consolas" w:cs="Consolas"/>
+          <w:sz w:val="18"/>
+          <w:szCs w:val="18"/>
+        </w:rPr>
+        <w:t xml:space="preserve"> -std=</w:t>
+      </w:r>
+      <w:proofErr w:type="spellStart"/>
+      <w:r>
+        <w:rPr>
+          <w:rFonts w:ascii="Consolas" w:hAnsi="Consolas" w:cs="Consolas"/>
+          <w:sz w:val="18"/>
+          <w:szCs w:val="18"/>
+        </w:rPr>
+        <w:t>c++</w:t>
+      </w:r>
+      <w:proofErr w:type="spellEnd"/>
+      <w:r>
+        <w:rPr>
+          <w:rFonts w:ascii="Consolas" w:hAnsi="Consolas" w:cs="Consolas"/>
+          <w:sz w:val="18"/>
+          <w:szCs w:val="18"/>
+        </w:rPr>
+        <w:t xml:space="preserve">17 -O3 -arch=sm_70 -o </w:t>
+      </w:r>
+      <w:proofErr w:type="spellStart"/>
+      <w:r>
+        <w:rPr>
+          <w:rFonts w:ascii="Consolas" w:hAnsi="Consolas" w:cs="Consolas"/>
+          <w:sz w:val="18"/>
+          <w:szCs w:val="18"/>
+        </w:rPr>
+        <w:t>scaler_cuda</w:t>
+      </w:r>
+      <w:proofErr w:type="spellEnd"/>
+      <w:r>
+        <w:rPr>
+          <w:rFonts w:ascii="Consolas" w:hAnsi="Consolas" w:cs="Consolas"/>
+          <w:sz w:val="18"/>
+          <w:szCs w:val="18"/>
+        </w:rPr>
+        <w:t xml:space="preserve"> Scaler_CUDA.cu</w:t>
       </w:r>
     </w:p>
     <w:sectPr>
@@ -44579,6 +46615,7 @@
   <w:style w:type="character" w:default="1" w:styleId="DefaultParagraphFont">
     <w:name w:val="Default Paragraph Font"/>
     <w:uiPriority w:val="1"/>
+    <w:semiHidden/>
     <w:unhideWhenUsed/>
   </w:style>
   <w:style w:type="table" w:default="1" w:styleId="TableNormal">
